--- a/sesion07a/Laboratorio Contendor con Volumen.docx
+++ b/sesion07a/Laboratorio Contendor con Volumen.docx
@@ -10,7 +10,7 @@
           <w:lang w:val="es-US"/>
         </w:rPr>
       </w:pPr>
-      <w:bookmarkStart w:id="0" w:name="_Toc182655054"/>
+      <w:bookmarkStart w:id="0" w:name="_Toc182925679"/>
       <w:r>
         <w:rPr>
           <w:lang w:val="es-US"/>
@@ -85,7 +85,7 @@
             </w:rPr>
             <w:fldChar w:fldCharType="separate"/>
           </w:r>
-          <w:hyperlink w:anchor="_Toc182655054" w:history="1">
+          <w:hyperlink w:anchor="_Toc182925679" w:history="1">
             <w:r>
               <w:rPr>
                 <w:rStyle w:val="Hipervnculo"/>
@@ -113,7 +113,7 @@
                 <w:noProof/>
                 <w:webHidden/>
               </w:rPr>
-              <w:instrText xml:space="preserve"> PAGEREF _Toc182655054 \h </w:instrText>
+              <w:instrText xml:space="preserve"> PAGEREF _Toc182925679 \h </w:instrText>
             </w:r>
             <w:r>
               <w:rPr>
@@ -156,14 +156,21 @@
               <w:lang w:val="en-US"/>
             </w:rPr>
           </w:pPr>
-          <w:hyperlink w:anchor="_Toc182655055" w:history="1">
+          <w:hyperlink w:anchor="_Toc182925680" w:history="1">
             <w:r>
               <w:rPr>
                 <w:rStyle w:val="Hipervnculo"/>
                 <w:noProof/>
                 <w:lang w:val="es-US"/>
               </w:rPr>
-              <w:t>Ejecución de una red de microservicios en localhost</w:t>
+              <w:t xml:space="preserve">Laboratorio de Contenedores con </w:t>
+            </w:r>
+            <w:r>
+              <w:rPr>
+                <w:rStyle w:val="Hipervnculo"/>
+                <w:noProof/>
+              </w:rPr>
+              <w:t>Bind Mount</w:t>
             </w:r>
             <w:r>
               <w:rPr>
@@ -184,7 +191,357 @@
                 <w:noProof/>
                 <w:webHidden/>
               </w:rPr>
-              <w:instrText xml:space="preserve"> PAGEREF _Toc182655055 \h </w:instrText>
+              <w:instrText xml:space="preserve"> PAGEREF _Toc182925680 \h </w:instrText>
+            </w:r>
+            <w:r>
+              <w:rPr>
+                <w:noProof/>
+                <w:webHidden/>
+              </w:rPr>
+            </w:r>
+            <w:r>
+              <w:rPr>
+                <w:noProof/>
+                <w:webHidden/>
+              </w:rPr>
+              <w:fldChar w:fldCharType="separate"/>
+            </w:r>
+            <w:r>
+              <w:rPr>
+                <w:noProof/>
+                <w:webHidden/>
+              </w:rPr>
+              <w:t>2</w:t>
+            </w:r>
+            <w:r>
+              <w:rPr>
+                <w:noProof/>
+                <w:webHidden/>
+              </w:rPr>
+              <w:fldChar w:fldCharType="end"/>
+            </w:r>
+          </w:hyperlink>
+        </w:p>
+        <w:p>
+          <w:pPr>
+            <w:pStyle w:val="TDC2"/>
+            <w:tabs>
+              <w:tab w:val="right" w:leader="dot" w:pos="9488"/>
+            </w:tabs>
+            <w:rPr>
+              <w:rFonts w:eastAsiaTheme="minorEastAsia"/>
+              <w:noProof/>
+              <w:lang w:val="en-US"/>
+            </w:rPr>
+          </w:pPr>
+          <w:hyperlink w:anchor="_Toc182925681" w:history="1">
+            <w:r>
+              <w:rPr>
+                <w:rStyle w:val="Hipervnculo"/>
+                <w:noProof/>
+              </w:rPr>
+              <w:t>Paso 1: Clonar la aplicación app-java-texto del repositorio</w:t>
+            </w:r>
+            <w:r>
+              <w:rPr>
+                <w:noProof/>
+                <w:webHidden/>
+              </w:rPr>
+              <w:tab/>
+            </w:r>
+            <w:r>
+              <w:rPr>
+                <w:noProof/>
+                <w:webHidden/>
+              </w:rPr>
+              <w:fldChar w:fldCharType="begin"/>
+            </w:r>
+            <w:r>
+              <w:rPr>
+                <w:noProof/>
+                <w:webHidden/>
+              </w:rPr>
+              <w:instrText xml:space="preserve"> PAGEREF _Toc182925681 \h </w:instrText>
+            </w:r>
+            <w:r>
+              <w:rPr>
+                <w:noProof/>
+                <w:webHidden/>
+              </w:rPr>
+            </w:r>
+            <w:r>
+              <w:rPr>
+                <w:noProof/>
+                <w:webHidden/>
+              </w:rPr>
+              <w:fldChar w:fldCharType="separate"/>
+            </w:r>
+            <w:r>
+              <w:rPr>
+                <w:noProof/>
+                <w:webHidden/>
+              </w:rPr>
+              <w:t>2</w:t>
+            </w:r>
+            <w:r>
+              <w:rPr>
+                <w:noProof/>
+                <w:webHidden/>
+              </w:rPr>
+              <w:fldChar w:fldCharType="end"/>
+            </w:r>
+          </w:hyperlink>
+        </w:p>
+        <w:p>
+          <w:pPr>
+            <w:pStyle w:val="TDC2"/>
+            <w:tabs>
+              <w:tab w:val="right" w:leader="dot" w:pos="9488"/>
+            </w:tabs>
+            <w:rPr>
+              <w:rFonts w:eastAsiaTheme="minorEastAsia"/>
+              <w:noProof/>
+              <w:lang w:val="en-US"/>
+            </w:rPr>
+          </w:pPr>
+          <w:hyperlink w:anchor="_Toc182925682" w:history="1">
+            <w:r>
+              <w:rPr>
+                <w:rStyle w:val="Hipervnculo"/>
+                <w:noProof/>
+              </w:rPr>
+              <w:t>Paso 2. Compile la aplicación</w:t>
+            </w:r>
+            <w:r>
+              <w:rPr>
+                <w:noProof/>
+                <w:webHidden/>
+              </w:rPr>
+              <w:tab/>
+            </w:r>
+            <w:r>
+              <w:rPr>
+                <w:noProof/>
+                <w:webHidden/>
+              </w:rPr>
+              <w:fldChar w:fldCharType="begin"/>
+            </w:r>
+            <w:r>
+              <w:rPr>
+                <w:noProof/>
+                <w:webHidden/>
+              </w:rPr>
+              <w:instrText xml:space="preserve"> PAGEREF _Toc182925682 \h </w:instrText>
+            </w:r>
+            <w:r>
+              <w:rPr>
+                <w:noProof/>
+                <w:webHidden/>
+              </w:rPr>
+            </w:r>
+            <w:r>
+              <w:rPr>
+                <w:noProof/>
+                <w:webHidden/>
+              </w:rPr>
+              <w:fldChar w:fldCharType="separate"/>
+            </w:r>
+            <w:r>
+              <w:rPr>
+                <w:noProof/>
+                <w:webHidden/>
+              </w:rPr>
+              <w:t>2</w:t>
+            </w:r>
+            <w:r>
+              <w:rPr>
+                <w:noProof/>
+                <w:webHidden/>
+              </w:rPr>
+              <w:fldChar w:fldCharType="end"/>
+            </w:r>
+          </w:hyperlink>
+        </w:p>
+        <w:p>
+          <w:pPr>
+            <w:pStyle w:val="TDC2"/>
+            <w:tabs>
+              <w:tab w:val="right" w:leader="dot" w:pos="9488"/>
+            </w:tabs>
+            <w:rPr>
+              <w:rFonts w:eastAsiaTheme="minorEastAsia"/>
+              <w:noProof/>
+              <w:lang w:val="en-US"/>
+            </w:rPr>
+          </w:pPr>
+          <w:hyperlink w:anchor="_Toc182925683" w:history="1">
+            <w:r>
+              <w:rPr>
+                <w:rStyle w:val="Hipervnculo"/>
+                <w:noProof/>
+              </w:rPr>
+              <w:t>Paso 3. Copiar el nombre del archivo jar generado en target</w:t>
+            </w:r>
+            <w:r>
+              <w:rPr>
+                <w:noProof/>
+                <w:webHidden/>
+              </w:rPr>
+              <w:tab/>
+            </w:r>
+            <w:r>
+              <w:rPr>
+                <w:noProof/>
+                <w:webHidden/>
+              </w:rPr>
+              <w:fldChar w:fldCharType="begin"/>
+            </w:r>
+            <w:r>
+              <w:rPr>
+                <w:noProof/>
+                <w:webHidden/>
+              </w:rPr>
+              <w:instrText xml:space="preserve"> PAGEREF _Toc182925683 \h </w:instrText>
+            </w:r>
+            <w:r>
+              <w:rPr>
+                <w:noProof/>
+                <w:webHidden/>
+              </w:rPr>
+            </w:r>
+            <w:r>
+              <w:rPr>
+                <w:noProof/>
+                <w:webHidden/>
+              </w:rPr>
+              <w:fldChar w:fldCharType="separate"/>
+            </w:r>
+            <w:r>
+              <w:rPr>
+                <w:noProof/>
+                <w:webHidden/>
+              </w:rPr>
+              <w:t>2</w:t>
+            </w:r>
+            <w:r>
+              <w:rPr>
+                <w:noProof/>
+                <w:webHidden/>
+              </w:rPr>
+              <w:fldChar w:fldCharType="end"/>
+            </w:r>
+          </w:hyperlink>
+        </w:p>
+        <w:p>
+          <w:pPr>
+            <w:pStyle w:val="TDC2"/>
+            <w:tabs>
+              <w:tab w:val="right" w:leader="dot" w:pos="9488"/>
+            </w:tabs>
+            <w:rPr>
+              <w:rFonts w:eastAsiaTheme="minorEastAsia"/>
+              <w:noProof/>
+              <w:lang w:val="en-US"/>
+            </w:rPr>
+          </w:pPr>
+          <w:hyperlink w:anchor="_Toc182925684" w:history="1">
+            <w:r>
+              <w:rPr>
+                <w:rStyle w:val="Hipervnculo"/>
+                <w:noProof/>
+              </w:rPr>
+              <w:t>Paso 4. Crear la imagen de la aplicación</w:t>
+            </w:r>
+            <w:r>
+              <w:rPr>
+                <w:noProof/>
+                <w:webHidden/>
+              </w:rPr>
+              <w:tab/>
+            </w:r>
+            <w:r>
+              <w:rPr>
+                <w:noProof/>
+                <w:webHidden/>
+              </w:rPr>
+              <w:fldChar w:fldCharType="begin"/>
+            </w:r>
+            <w:r>
+              <w:rPr>
+                <w:noProof/>
+                <w:webHidden/>
+              </w:rPr>
+              <w:instrText xml:space="preserve"> PAGEREF _Toc182925684 \h </w:instrText>
+            </w:r>
+            <w:r>
+              <w:rPr>
+                <w:noProof/>
+                <w:webHidden/>
+              </w:rPr>
+            </w:r>
+            <w:r>
+              <w:rPr>
+                <w:noProof/>
+                <w:webHidden/>
+              </w:rPr>
+              <w:fldChar w:fldCharType="separate"/>
+            </w:r>
+            <w:r>
+              <w:rPr>
+                <w:noProof/>
+                <w:webHidden/>
+              </w:rPr>
+              <w:t>2</w:t>
+            </w:r>
+            <w:r>
+              <w:rPr>
+                <w:noProof/>
+                <w:webHidden/>
+              </w:rPr>
+              <w:fldChar w:fldCharType="end"/>
+            </w:r>
+          </w:hyperlink>
+        </w:p>
+        <w:p>
+          <w:pPr>
+            <w:pStyle w:val="TDC2"/>
+            <w:tabs>
+              <w:tab w:val="right" w:leader="dot" w:pos="9488"/>
+            </w:tabs>
+            <w:rPr>
+              <w:rFonts w:eastAsiaTheme="minorEastAsia"/>
+              <w:noProof/>
+              <w:lang w:val="en-US"/>
+            </w:rPr>
+          </w:pPr>
+          <w:hyperlink w:anchor="_Toc182925685" w:history="1">
+            <w:r>
+              <w:rPr>
+                <w:rStyle w:val="Hipervnculo"/>
+                <w:noProof/>
+              </w:rPr>
+              <w:t>Paso 5. Crear el contenedor y el Bind Mount</w:t>
+            </w:r>
+            <w:r>
+              <w:rPr>
+                <w:noProof/>
+                <w:webHidden/>
+              </w:rPr>
+              <w:tab/>
+            </w:r>
+            <w:r>
+              <w:rPr>
+                <w:noProof/>
+                <w:webHidden/>
+              </w:rPr>
+              <w:fldChar w:fldCharType="begin"/>
+            </w:r>
+            <w:r>
+              <w:rPr>
+                <w:noProof/>
+                <w:webHidden/>
+              </w:rPr>
+              <w:instrText xml:space="preserve"> PAGEREF _Toc182925685 \h </w:instrText>
             </w:r>
             <w:r>
               <w:rPr>
@@ -227,13 +584,13 @@
               <w:lang w:val="en-US"/>
             </w:rPr>
           </w:pPr>
-          <w:hyperlink w:anchor="_Toc182655056" w:history="1">
+          <w:hyperlink w:anchor="_Toc182925686" w:history="1">
             <w:r>
               <w:rPr>
                 <w:rStyle w:val="Hipervnculo"/>
                 <w:noProof/>
               </w:rPr>
-              <w:t>Paso 1: Clonar la aplicación app-java-basico del repositorio</w:t>
+              <w:t>Paso 6. Probar la aplicación</w:t>
             </w:r>
             <w:r>
               <w:rPr>
@@ -254,7 +611,7 @@
                 <w:noProof/>
                 <w:webHidden/>
               </w:rPr>
-              <w:instrText xml:space="preserve"> PAGEREF _Toc182655056 \h </w:instrText>
+              <w:instrText xml:space="preserve"> PAGEREF _Toc182925686 \h </w:instrText>
             </w:r>
             <w:r>
               <w:rPr>
@@ -297,13 +654,13 @@
               <w:lang w:val="en-US"/>
             </w:rPr>
           </w:pPr>
-          <w:hyperlink w:anchor="_Toc182655057" w:history="1">
+          <w:hyperlink w:anchor="_Toc182925687" w:history="1">
             <w:r>
               <w:rPr>
                 <w:rStyle w:val="Hipervnculo"/>
                 <w:noProof/>
               </w:rPr>
-              <w:t>Paso 2. Preparar el código fuente para que se despliegue en Azure</w:t>
+              <w:t>Paso 7. Comprobar que se escribió en la carpeta C:\docker\files</w:t>
             </w:r>
             <w:r>
               <w:rPr>
@@ -324,7 +681,7 @@
                 <w:noProof/>
                 <w:webHidden/>
               </w:rPr>
-              <w:instrText xml:space="preserve"> PAGEREF _Toc182655057 \h </w:instrText>
+              <w:instrText xml:space="preserve"> PAGEREF _Toc182925687 \h </w:instrText>
             </w:r>
             <w:r>
               <w:rPr>
@@ -357,2107 +714,6 @@
         </w:p>
         <w:p>
           <w:pPr>
-            <w:pStyle w:val="TDC3"/>
-            <w:tabs>
-              <w:tab w:val="right" w:leader="dot" w:pos="9488"/>
-            </w:tabs>
-            <w:rPr>
-              <w:rFonts w:eastAsiaTheme="minorEastAsia"/>
-              <w:noProof/>
-              <w:lang w:val="en-US"/>
-            </w:rPr>
-          </w:pPr>
-          <w:hyperlink w:anchor="_Toc182655058" w:history="1">
-            <w:r>
-              <w:rPr>
-                <w:rStyle w:val="Hipervnculo"/>
-                <w:noProof/>
-              </w:rPr>
-              <w:t>b. Modificar el Dockerfile si es Necesario</w:t>
-            </w:r>
-            <w:r>
-              <w:rPr>
-                <w:noProof/>
-                <w:webHidden/>
-              </w:rPr>
-              <w:tab/>
-            </w:r>
-            <w:r>
-              <w:rPr>
-                <w:noProof/>
-                <w:webHidden/>
-              </w:rPr>
-              <w:fldChar w:fldCharType="begin"/>
-            </w:r>
-            <w:r>
-              <w:rPr>
-                <w:noProof/>
-                <w:webHidden/>
-              </w:rPr>
-              <w:instrText xml:space="preserve"> PAGEREF _Toc182655058 \h </w:instrText>
-            </w:r>
-            <w:r>
-              <w:rPr>
-                <w:noProof/>
-                <w:webHidden/>
-              </w:rPr>
-            </w:r>
-            <w:r>
-              <w:rPr>
-                <w:noProof/>
-                <w:webHidden/>
-              </w:rPr>
-              <w:fldChar w:fldCharType="separate"/>
-            </w:r>
-            <w:r>
-              <w:rPr>
-                <w:noProof/>
-                <w:webHidden/>
-              </w:rPr>
-              <w:t>3</w:t>
-            </w:r>
-            <w:r>
-              <w:rPr>
-                <w:noProof/>
-                <w:webHidden/>
-              </w:rPr>
-              <w:fldChar w:fldCharType="end"/>
-            </w:r>
-          </w:hyperlink>
-        </w:p>
-        <w:p>
-          <w:pPr>
-            <w:pStyle w:val="TDC3"/>
-            <w:tabs>
-              <w:tab w:val="right" w:leader="dot" w:pos="9488"/>
-            </w:tabs>
-            <w:rPr>
-              <w:rFonts w:eastAsiaTheme="minorEastAsia"/>
-              <w:noProof/>
-              <w:lang w:val="en-US"/>
-            </w:rPr>
-          </w:pPr>
-          <w:hyperlink w:anchor="_Toc182655059" w:history="1">
-            <w:r>
-              <w:rPr>
-                <w:rStyle w:val="Hipervnculo"/>
-                <w:noProof/>
-              </w:rPr>
-              <w:t>c. Construir y Probar Localmente</w:t>
-            </w:r>
-            <w:r>
-              <w:rPr>
-                <w:noProof/>
-                <w:webHidden/>
-              </w:rPr>
-              <w:tab/>
-            </w:r>
-            <w:r>
-              <w:rPr>
-                <w:noProof/>
-                <w:webHidden/>
-              </w:rPr>
-              <w:fldChar w:fldCharType="begin"/>
-            </w:r>
-            <w:r>
-              <w:rPr>
-                <w:noProof/>
-                <w:webHidden/>
-              </w:rPr>
-              <w:instrText xml:space="preserve"> PAGEREF _Toc182655059 \h </w:instrText>
-            </w:r>
-            <w:r>
-              <w:rPr>
-                <w:noProof/>
-                <w:webHidden/>
-              </w:rPr>
-            </w:r>
-            <w:r>
-              <w:rPr>
-                <w:noProof/>
-                <w:webHidden/>
-              </w:rPr>
-              <w:fldChar w:fldCharType="separate"/>
-            </w:r>
-            <w:r>
-              <w:rPr>
-                <w:noProof/>
-                <w:webHidden/>
-              </w:rPr>
-              <w:t>3</w:t>
-            </w:r>
-            <w:r>
-              <w:rPr>
-                <w:noProof/>
-                <w:webHidden/>
-              </w:rPr>
-              <w:fldChar w:fldCharType="end"/>
-            </w:r>
-          </w:hyperlink>
-        </w:p>
-        <w:p>
-          <w:pPr>
-            <w:pStyle w:val="TDC2"/>
-            <w:tabs>
-              <w:tab w:val="right" w:leader="dot" w:pos="9488"/>
-            </w:tabs>
-            <w:rPr>
-              <w:rFonts w:eastAsiaTheme="minorEastAsia"/>
-              <w:noProof/>
-              <w:lang w:val="en-US"/>
-            </w:rPr>
-          </w:pPr>
-          <w:hyperlink w:anchor="_Toc182655060" w:history="1">
-            <w:r>
-              <w:rPr>
-                <w:rStyle w:val="Hipervnculo"/>
-                <w:noProof/>
-              </w:rPr>
-              <w:t>2. Configurar Jenkins para la Canalización CI/CD</w:t>
-            </w:r>
-            <w:r>
-              <w:rPr>
-                <w:noProof/>
-                <w:webHidden/>
-              </w:rPr>
-              <w:tab/>
-            </w:r>
-            <w:r>
-              <w:rPr>
-                <w:noProof/>
-                <w:webHidden/>
-              </w:rPr>
-              <w:fldChar w:fldCharType="begin"/>
-            </w:r>
-            <w:r>
-              <w:rPr>
-                <w:noProof/>
-                <w:webHidden/>
-              </w:rPr>
-              <w:instrText xml:space="preserve"> PAGEREF _Toc182655060 \h </w:instrText>
-            </w:r>
-            <w:r>
-              <w:rPr>
-                <w:noProof/>
-                <w:webHidden/>
-              </w:rPr>
-            </w:r>
-            <w:r>
-              <w:rPr>
-                <w:noProof/>
-                <w:webHidden/>
-              </w:rPr>
-              <w:fldChar w:fldCharType="separate"/>
-            </w:r>
-            <w:r>
-              <w:rPr>
-                <w:noProof/>
-                <w:webHidden/>
-              </w:rPr>
-              <w:t>4</w:t>
-            </w:r>
-            <w:r>
-              <w:rPr>
-                <w:noProof/>
-                <w:webHidden/>
-              </w:rPr>
-              <w:fldChar w:fldCharType="end"/>
-            </w:r>
-          </w:hyperlink>
-        </w:p>
-        <w:p>
-          <w:pPr>
-            <w:pStyle w:val="TDC3"/>
-            <w:tabs>
-              <w:tab w:val="right" w:leader="dot" w:pos="9488"/>
-            </w:tabs>
-            <w:rPr>
-              <w:rFonts w:eastAsiaTheme="minorEastAsia"/>
-              <w:noProof/>
-              <w:lang w:val="en-US"/>
-            </w:rPr>
-          </w:pPr>
-          <w:hyperlink w:anchor="_Toc182655061" w:history="1">
-            <w:r>
-              <w:rPr>
-                <w:rStyle w:val="Hipervnculo"/>
-                <w:noProof/>
-              </w:rPr>
-              <w:t>a. Instalar y Configurar Jenkins</w:t>
-            </w:r>
-            <w:r>
-              <w:rPr>
-                <w:noProof/>
-                <w:webHidden/>
-              </w:rPr>
-              <w:tab/>
-            </w:r>
-            <w:r>
-              <w:rPr>
-                <w:noProof/>
-                <w:webHidden/>
-              </w:rPr>
-              <w:fldChar w:fldCharType="begin"/>
-            </w:r>
-            <w:r>
-              <w:rPr>
-                <w:noProof/>
-                <w:webHidden/>
-              </w:rPr>
-              <w:instrText xml:space="preserve"> PAGEREF _Toc182655061 \h </w:instrText>
-            </w:r>
-            <w:r>
-              <w:rPr>
-                <w:noProof/>
-                <w:webHidden/>
-              </w:rPr>
-            </w:r>
-            <w:r>
-              <w:rPr>
-                <w:noProof/>
-                <w:webHidden/>
-              </w:rPr>
-              <w:fldChar w:fldCharType="separate"/>
-            </w:r>
-            <w:r>
-              <w:rPr>
-                <w:noProof/>
-                <w:webHidden/>
-              </w:rPr>
-              <w:t>4</w:t>
-            </w:r>
-            <w:r>
-              <w:rPr>
-                <w:noProof/>
-                <w:webHidden/>
-              </w:rPr>
-              <w:fldChar w:fldCharType="end"/>
-            </w:r>
-          </w:hyperlink>
-        </w:p>
-        <w:p>
-          <w:pPr>
-            <w:pStyle w:val="TDC3"/>
-            <w:tabs>
-              <w:tab w:val="right" w:leader="dot" w:pos="9488"/>
-            </w:tabs>
-            <w:rPr>
-              <w:rFonts w:eastAsiaTheme="minorEastAsia"/>
-              <w:noProof/>
-              <w:lang w:val="en-US"/>
-            </w:rPr>
-          </w:pPr>
-          <w:hyperlink w:anchor="_Toc182655062" w:history="1">
-            <w:r>
-              <w:rPr>
-                <w:rStyle w:val="Hipervnculo"/>
-                <w:noProof/>
-              </w:rPr>
-              <w:t>b. Configurar Credenciales en Jenkins</w:t>
-            </w:r>
-            <w:r>
-              <w:rPr>
-                <w:noProof/>
-                <w:webHidden/>
-              </w:rPr>
-              <w:tab/>
-            </w:r>
-            <w:r>
-              <w:rPr>
-                <w:noProof/>
-                <w:webHidden/>
-              </w:rPr>
-              <w:fldChar w:fldCharType="begin"/>
-            </w:r>
-            <w:r>
-              <w:rPr>
-                <w:noProof/>
-                <w:webHidden/>
-              </w:rPr>
-              <w:instrText xml:space="preserve"> PAGEREF _Toc182655062 \h </w:instrText>
-            </w:r>
-            <w:r>
-              <w:rPr>
-                <w:noProof/>
-                <w:webHidden/>
-              </w:rPr>
-            </w:r>
-            <w:r>
-              <w:rPr>
-                <w:noProof/>
-                <w:webHidden/>
-              </w:rPr>
-              <w:fldChar w:fldCharType="separate"/>
-            </w:r>
-            <w:r>
-              <w:rPr>
-                <w:noProof/>
-                <w:webHidden/>
-              </w:rPr>
-              <w:t>7</w:t>
-            </w:r>
-            <w:r>
-              <w:rPr>
-                <w:noProof/>
-                <w:webHidden/>
-              </w:rPr>
-              <w:fldChar w:fldCharType="end"/>
-            </w:r>
-          </w:hyperlink>
-        </w:p>
-        <w:p>
-          <w:pPr>
-            <w:pStyle w:val="TDC3"/>
-            <w:tabs>
-              <w:tab w:val="right" w:leader="dot" w:pos="9488"/>
-            </w:tabs>
-            <w:rPr>
-              <w:rFonts w:eastAsiaTheme="minorEastAsia"/>
-              <w:noProof/>
-              <w:lang w:val="en-US"/>
-            </w:rPr>
-          </w:pPr>
-          <w:hyperlink w:anchor="_Toc182655063" w:history="1">
-            <w:r>
-              <w:rPr>
-                <w:rStyle w:val="Hipervnculo"/>
-                <w:noProof/>
-              </w:rPr>
-              <w:t>c. Crear una Canalización en Jenkins</w:t>
-            </w:r>
-            <w:r>
-              <w:rPr>
-                <w:noProof/>
-                <w:webHidden/>
-              </w:rPr>
-              <w:tab/>
-            </w:r>
-            <w:r>
-              <w:rPr>
-                <w:noProof/>
-                <w:webHidden/>
-              </w:rPr>
-              <w:fldChar w:fldCharType="begin"/>
-            </w:r>
-            <w:r>
-              <w:rPr>
-                <w:noProof/>
-                <w:webHidden/>
-              </w:rPr>
-              <w:instrText xml:space="preserve"> PAGEREF _Toc182655063 \h </w:instrText>
-            </w:r>
-            <w:r>
-              <w:rPr>
-                <w:noProof/>
-                <w:webHidden/>
-              </w:rPr>
-            </w:r>
-            <w:r>
-              <w:rPr>
-                <w:noProof/>
-                <w:webHidden/>
-              </w:rPr>
-              <w:fldChar w:fldCharType="separate"/>
-            </w:r>
-            <w:r>
-              <w:rPr>
-                <w:noProof/>
-                <w:webHidden/>
-              </w:rPr>
-              <w:t>9</w:t>
-            </w:r>
-            <w:r>
-              <w:rPr>
-                <w:noProof/>
-                <w:webHidden/>
-              </w:rPr>
-              <w:fldChar w:fldCharType="end"/>
-            </w:r>
-          </w:hyperlink>
-        </w:p>
-        <w:p>
-          <w:pPr>
-            <w:pStyle w:val="TDC3"/>
-            <w:tabs>
-              <w:tab w:val="right" w:leader="dot" w:pos="9488"/>
-            </w:tabs>
-            <w:rPr>
-              <w:rFonts w:eastAsiaTheme="minorEastAsia"/>
-              <w:noProof/>
-              <w:lang w:val="en-US"/>
-            </w:rPr>
-          </w:pPr>
-          <w:hyperlink w:anchor="_Toc182655064" w:history="1">
-            <w:r>
-              <w:rPr>
-                <w:rStyle w:val="Hipervnculo"/>
-                <w:noProof/>
-              </w:rPr>
-              <w:t>d. Instalar Azure CLI y Kubectl en el Servidor Jenkins</w:t>
-            </w:r>
-            <w:r>
-              <w:rPr>
-                <w:noProof/>
-                <w:webHidden/>
-              </w:rPr>
-              <w:tab/>
-            </w:r>
-            <w:r>
-              <w:rPr>
-                <w:noProof/>
-                <w:webHidden/>
-              </w:rPr>
-              <w:fldChar w:fldCharType="begin"/>
-            </w:r>
-            <w:r>
-              <w:rPr>
-                <w:noProof/>
-                <w:webHidden/>
-              </w:rPr>
-              <w:instrText xml:space="preserve"> PAGEREF _Toc182655064 \h </w:instrText>
-            </w:r>
-            <w:r>
-              <w:rPr>
-                <w:noProof/>
-                <w:webHidden/>
-              </w:rPr>
-            </w:r>
-            <w:r>
-              <w:rPr>
-                <w:noProof/>
-                <w:webHidden/>
-              </w:rPr>
-              <w:fldChar w:fldCharType="separate"/>
-            </w:r>
-            <w:r>
-              <w:rPr>
-                <w:noProof/>
-                <w:webHidden/>
-              </w:rPr>
-              <w:t>10</w:t>
-            </w:r>
-            <w:r>
-              <w:rPr>
-                <w:noProof/>
-                <w:webHidden/>
-              </w:rPr>
-              <w:fldChar w:fldCharType="end"/>
-            </w:r>
-          </w:hyperlink>
-        </w:p>
-        <w:p>
-          <w:pPr>
-            <w:pStyle w:val="TDC2"/>
-            <w:tabs>
-              <w:tab w:val="right" w:leader="dot" w:pos="9488"/>
-            </w:tabs>
-            <w:rPr>
-              <w:rFonts w:eastAsiaTheme="minorEastAsia"/>
-              <w:noProof/>
-              <w:lang w:val="en-US"/>
-            </w:rPr>
-          </w:pPr>
-          <w:hyperlink w:anchor="_Toc182655065" w:history="1">
-            <w:r>
-              <w:rPr>
-                <w:rStyle w:val="Hipervnculo"/>
-                <w:noProof/>
-              </w:rPr>
-              <w:t>3. Escribir Scripts de Terraform</w:t>
-            </w:r>
-            <w:r>
-              <w:rPr>
-                <w:noProof/>
-                <w:webHidden/>
-              </w:rPr>
-              <w:tab/>
-            </w:r>
-            <w:r>
-              <w:rPr>
-                <w:noProof/>
-                <w:webHidden/>
-              </w:rPr>
-              <w:fldChar w:fldCharType="begin"/>
-            </w:r>
-            <w:r>
-              <w:rPr>
-                <w:noProof/>
-                <w:webHidden/>
-              </w:rPr>
-              <w:instrText xml:space="preserve"> PAGEREF _Toc182655065 \h </w:instrText>
-            </w:r>
-            <w:r>
-              <w:rPr>
-                <w:noProof/>
-                <w:webHidden/>
-              </w:rPr>
-            </w:r>
-            <w:r>
-              <w:rPr>
-                <w:noProof/>
-                <w:webHidden/>
-              </w:rPr>
-              <w:fldChar w:fldCharType="separate"/>
-            </w:r>
-            <w:r>
-              <w:rPr>
-                <w:noProof/>
-                <w:webHidden/>
-              </w:rPr>
-              <w:t>10</w:t>
-            </w:r>
-            <w:r>
-              <w:rPr>
-                <w:noProof/>
-                <w:webHidden/>
-              </w:rPr>
-              <w:fldChar w:fldCharType="end"/>
-            </w:r>
-          </w:hyperlink>
-        </w:p>
-        <w:p>
-          <w:pPr>
-            <w:pStyle w:val="TDC3"/>
-            <w:tabs>
-              <w:tab w:val="right" w:leader="dot" w:pos="9488"/>
-            </w:tabs>
-            <w:rPr>
-              <w:rFonts w:eastAsiaTheme="minorEastAsia"/>
-              <w:noProof/>
-              <w:lang w:val="en-US"/>
-            </w:rPr>
-          </w:pPr>
-          <w:hyperlink w:anchor="_Toc182655066" w:history="1">
-            <w:r>
-              <w:rPr>
-                <w:rStyle w:val="Hipervnculo"/>
-                <w:noProof/>
-              </w:rPr>
-              <w:t>a. Configurar la Estructura de Terraform</w:t>
-            </w:r>
-            <w:r>
-              <w:rPr>
-                <w:noProof/>
-                <w:webHidden/>
-              </w:rPr>
-              <w:tab/>
-            </w:r>
-            <w:r>
-              <w:rPr>
-                <w:noProof/>
-                <w:webHidden/>
-              </w:rPr>
-              <w:fldChar w:fldCharType="begin"/>
-            </w:r>
-            <w:r>
-              <w:rPr>
-                <w:noProof/>
-                <w:webHidden/>
-              </w:rPr>
-              <w:instrText xml:space="preserve"> PAGEREF _Toc182655066 \h </w:instrText>
-            </w:r>
-            <w:r>
-              <w:rPr>
-                <w:noProof/>
-                <w:webHidden/>
-              </w:rPr>
-            </w:r>
-            <w:r>
-              <w:rPr>
-                <w:noProof/>
-                <w:webHidden/>
-              </w:rPr>
-              <w:fldChar w:fldCharType="separate"/>
-            </w:r>
-            <w:r>
-              <w:rPr>
-                <w:noProof/>
-                <w:webHidden/>
-              </w:rPr>
-              <w:t>10</w:t>
-            </w:r>
-            <w:r>
-              <w:rPr>
-                <w:noProof/>
-                <w:webHidden/>
-              </w:rPr>
-              <w:fldChar w:fldCharType="end"/>
-            </w:r>
-          </w:hyperlink>
-        </w:p>
-        <w:p>
-          <w:pPr>
-            <w:pStyle w:val="TDC3"/>
-            <w:tabs>
-              <w:tab w:val="right" w:leader="dot" w:pos="9488"/>
-            </w:tabs>
-            <w:rPr>
-              <w:rFonts w:eastAsiaTheme="minorEastAsia"/>
-              <w:noProof/>
-              <w:lang w:val="en-US"/>
-            </w:rPr>
-          </w:pPr>
-          <w:hyperlink w:anchor="_Toc182655067" w:history="1">
-            <w:r>
-              <w:rPr>
-                <w:rStyle w:val="Hipervnculo"/>
-                <w:noProof/>
-              </w:rPr>
-              <w:t>b. Definir el Proveedor de Azure</w:t>
-            </w:r>
-            <w:r>
-              <w:rPr>
-                <w:noProof/>
-                <w:webHidden/>
-              </w:rPr>
-              <w:tab/>
-            </w:r>
-            <w:r>
-              <w:rPr>
-                <w:noProof/>
-                <w:webHidden/>
-              </w:rPr>
-              <w:fldChar w:fldCharType="begin"/>
-            </w:r>
-            <w:r>
-              <w:rPr>
-                <w:noProof/>
-                <w:webHidden/>
-              </w:rPr>
-              <w:instrText xml:space="preserve"> PAGEREF _Toc182655067 \h </w:instrText>
-            </w:r>
-            <w:r>
-              <w:rPr>
-                <w:noProof/>
-                <w:webHidden/>
-              </w:rPr>
-            </w:r>
-            <w:r>
-              <w:rPr>
-                <w:noProof/>
-                <w:webHidden/>
-              </w:rPr>
-              <w:fldChar w:fldCharType="separate"/>
-            </w:r>
-            <w:r>
-              <w:rPr>
-                <w:noProof/>
-                <w:webHidden/>
-              </w:rPr>
-              <w:t>10</w:t>
-            </w:r>
-            <w:r>
-              <w:rPr>
-                <w:noProof/>
-                <w:webHidden/>
-              </w:rPr>
-              <w:fldChar w:fldCharType="end"/>
-            </w:r>
-          </w:hyperlink>
-        </w:p>
-        <w:p>
-          <w:pPr>
-            <w:pStyle w:val="TDC3"/>
-            <w:tabs>
-              <w:tab w:val="right" w:leader="dot" w:pos="9488"/>
-            </w:tabs>
-            <w:rPr>
-              <w:rFonts w:eastAsiaTheme="minorEastAsia"/>
-              <w:noProof/>
-              <w:lang w:val="en-US"/>
-            </w:rPr>
-          </w:pPr>
-          <w:hyperlink w:anchor="_Toc182655068" w:history="1">
-            <w:r>
-              <w:rPr>
-                <w:rStyle w:val="Hipervnculo"/>
-                <w:noProof/>
-              </w:rPr>
-              <w:t>c. Crear Recursos en Azure</w:t>
-            </w:r>
-            <w:r>
-              <w:rPr>
-                <w:noProof/>
-                <w:webHidden/>
-              </w:rPr>
-              <w:tab/>
-            </w:r>
-            <w:r>
-              <w:rPr>
-                <w:noProof/>
-                <w:webHidden/>
-              </w:rPr>
-              <w:fldChar w:fldCharType="begin"/>
-            </w:r>
-            <w:r>
-              <w:rPr>
-                <w:noProof/>
-                <w:webHidden/>
-              </w:rPr>
-              <w:instrText xml:space="preserve"> PAGEREF _Toc182655068 \h </w:instrText>
-            </w:r>
-            <w:r>
-              <w:rPr>
-                <w:noProof/>
-                <w:webHidden/>
-              </w:rPr>
-            </w:r>
-            <w:r>
-              <w:rPr>
-                <w:noProof/>
-                <w:webHidden/>
-              </w:rPr>
-              <w:fldChar w:fldCharType="separate"/>
-            </w:r>
-            <w:r>
-              <w:rPr>
-                <w:noProof/>
-                <w:webHidden/>
-              </w:rPr>
-              <w:t>11</w:t>
-            </w:r>
-            <w:r>
-              <w:rPr>
-                <w:noProof/>
-                <w:webHidden/>
-              </w:rPr>
-              <w:fldChar w:fldCharType="end"/>
-            </w:r>
-          </w:hyperlink>
-        </w:p>
-        <w:p>
-          <w:pPr>
-            <w:pStyle w:val="TDC3"/>
-            <w:tabs>
-              <w:tab w:val="right" w:leader="dot" w:pos="9488"/>
-            </w:tabs>
-            <w:rPr>
-              <w:rFonts w:eastAsiaTheme="minorEastAsia"/>
-              <w:noProof/>
-              <w:lang w:val="en-US"/>
-            </w:rPr>
-          </w:pPr>
-          <w:hyperlink w:anchor="_Toc182655069" w:history="1">
-            <w:r>
-              <w:rPr>
-                <w:rStyle w:val="Hipervnculo"/>
-                <w:noProof/>
-              </w:rPr>
-              <w:t>d. Definir Variables</w:t>
-            </w:r>
-            <w:r>
-              <w:rPr>
-                <w:noProof/>
-                <w:webHidden/>
-              </w:rPr>
-              <w:tab/>
-            </w:r>
-            <w:r>
-              <w:rPr>
-                <w:noProof/>
-                <w:webHidden/>
-              </w:rPr>
-              <w:fldChar w:fldCharType="begin"/>
-            </w:r>
-            <w:r>
-              <w:rPr>
-                <w:noProof/>
-                <w:webHidden/>
-              </w:rPr>
-              <w:instrText xml:space="preserve"> PAGEREF _Toc182655069 \h </w:instrText>
-            </w:r>
-            <w:r>
-              <w:rPr>
-                <w:noProof/>
-                <w:webHidden/>
-              </w:rPr>
-            </w:r>
-            <w:r>
-              <w:rPr>
-                <w:noProof/>
-                <w:webHidden/>
-              </w:rPr>
-              <w:fldChar w:fldCharType="separate"/>
-            </w:r>
-            <w:r>
-              <w:rPr>
-                <w:noProof/>
-                <w:webHidden/>
-              </w:rPr>
-              <w:t>12</w:t>
-            </w:r>
-            <w:r>
-              <w:rPr>
-                <w:noProof/>
-                <w:webHidden/>
-              </w:rPr>
-              <w:fldChar w:fldCharType="end"/>
-            </w:r>
-          </w:hyperlink>
-        </w:p>
-        <w:p>
-          <w:pPr>
-            <w:pStyle w:val="TDC3"/>
-            <w:tabs>
-              <w:tab w:val="right" w:leader="dot" w:pos="9488"/>
-            </w:tabs>
-            <w:rPr>
-              <w:rFonts w:eastAsiaTheme="minorEastAsia"/>
-              <w:noProof/>
-              <w:lang w:val="en-US"/>
-            </w:rPr>
-          </w:pPr>
-          <w:hyperlink w:anchor="_Toc182655070" w:history="1">
-            <w:r>
-              <w:rPr>
-                <w:rStyle w:val="Hipervnculo"/>
-                <w:noProof/>
-                <w:lang w:val="en-US"/>
-              </w:rPr>
-              <w:t>e. Outputs</w:t>
-            </w:r>
-            <w:r>
-              <w:rPr>
-                <w:noProof/>
-                <w:webHidden/>
-              </w:rPr>
-              <w:tab/>
-            </w:r>
-            <w:r>
-              <w:rPr>
-                <w:noProof/>
-                <w:webHidden/>
-              </w:rPr>
-              <w:fldChar w:fldCharType="begin"/>
-            </w:r>
-            <w:r>
-              <w:rPr>
-                <w:noProof/>
-                <w:webHidden/>
-              </w:rPr>
-              <w:instrText xml:space="preserve"> PAGEREF _Toc182655070 \h </w:instrText>
-            </w:r>
-            <w:r>
-              <w:rPr>
-                <w:noProof/>
-                <w:webHidden/>
-              </w:rPr>
-            </w:r>
-            <w:r>
-              <w:rPr>
-                <w:noProof/>
-                <w:webHidden/>
-              </w:rPr>
-              <w:fldChar w:fldCharType="separate"/>
-            </w:r>
-            <w:r>
-              <w:rPr>
-                <w:noProof/>
-                <w:webHidden/>
-              </w:rPr>
-              <w:t>13</w:t>
-            </w:r>
-            <w:r>
-              <w:rPr>
-                <w:noProof/>
-                <w:webHidden/>
-              </w:rPr>
-              <w:fldChar w:fldCharType="end"/>
-            </w:r>
-          </w:hyperlink>
-        </w:p>
-        <w:p>
-          <w:pPr>
-            <w:pStyle w:val="TDC2"/>
-            <w:tabs>
-              <w:tab w:val="right" w:leader="dot" w:pos="9488"/>
-            </w:tabs>
-            <w:rPr>
-              <w:rFonts w:eastAsiaTheme="minorEastAsia"/>
-              <w:noProof/>
-              <w:lang w:val="en-US"/>
-            </w:rPr>
-          </w:pPr>
-          <w:hyperlink w:anchor="_Toc182655071" w:history="1">
-            <w:r>
-              <w:rPr>
-                <w:rStyle w:val="Hipervnculo"/>
-                <w:noProof/>
-              </w:rPr>
-              <w:t>4. Configurar la Conexión a Azure PostgreSQL</w:t>
-            </w:r>
-            <w:r>
-              <w:rPr>
-                <w:noProof/>
-                <w:webHidden/>
-              </w:rPr>
-              <w:tab/>
-            </w:r>
-            <w:r>
-              <w:rPr>
-                <w:noProof/>
-                <w:webHidden/>
-              </w:rPr>
-              <w:fldChar w:fldCharType="begin"/>
-            </w:r>
-            <w:r>
-              <w:rPr>
-                <w:noProof/>
-                <w:webHidden/>
-              </w:rPr>
-              <w:instrText xml:space="preserve"> PAGEREF _Toc182655071 \h </w:instrText>
-            </w:r>
-            <w:r>
-              <w:rPr>
-                <w:noProof/>
-                <w:webHidden/>
-              </w:rPr>
-            </w:r>
-            <w:r>
-              <w:rPr>
-                <w:noProof/>
-                <w:webHidden/>
-              </w:rPr>
-              <w:fldChar w:fldCharType="separate"/>
-            </w:r>
-            <w:r>
-              <w:rPr>
-                <w:noProof/>
-                <w:webHidden/>
-              </w:rPr>
-              <w:t>14</w:t>
-            </w:r>
-            <w:r>
-              <w:rPr>
-                <w:noProof/>
-                <w:webHidden/>
-              </w:rPr>
-              <w:fldChar w:fldCharType="end"/>
-            </w:r>
-          </w:hyperlink>
-        </w:p>
-        <w:p>
-          <w:pPr>
-            <w:pStyle w:val="TDC3"/>
-            <w:tabs>
-              <w:tab w:val="right" w:leader="dot" w:pos="9488"/>
-            </w:tabs>
-            <w:rPr>
-              <w:rFonts w:eastAsiaTheme="minorEastAsia"/>
-              <w:noProof/>
-              <w:lang w:val="en-US"/>
-            </w:rPr>
-          </w:pPr>
-          <w:hyperlink w:anchor="_Toc182655072" w:history="1">
-            <w:r>
-              <w:rPr>
-                <w:rStyle w:val="Hipervnculo"/>
-                <w:noProof/>
-              </w:rPr>
-              <w:t>a. Crear un Secret de Kubernetes para las Credenciales de la Base de Datos</w:t>
-            </w:r>
-            <w:r>
-              <w:rPr>
-                <w:noProof/>
-                <w:webHidden/>
-              </w:rPr>
-              <w:tab/>
-            </w:r>
-            <w:r>
-              <w:rPr>
-                <w:noProof/>
-                <w:webHidden/>
-              </w:rPr>
-              <w:fldChar w:fldCharType="begin"/>
-            </w:r>
-            <w:r>
-              <w:rPr>
-                <w:noProof/>
-                <w:webHidden/>
-              </w:rPr>
-              <w:instrText xml:space="preserve"> PAGEREF _Toc182655072 \h </w:instrText>
-            </w:r>
-            <w:r>
-              <w:rPr>
-                <w:noProof/>
-                <w:webHidden/>
-              </w:rPr>
-            </w:r>
-            <w:r>
-              <w:rPr>
-                <w:noProof/>
-                <w:webHidden/>
-              </w:rPr>
-              <w:fldChar w:fldCharType="separate"/>
-            </w:r>
-            <w:r>
-              <w:rPr>
-                <w:noProof/>
-                <w:webHidden/>
-              </w:rPr>
-              <w:t>14</w:t>
-            </w:r>
-            <w:r>
-              <w:rPr>
-                <w:noProof/>
-                <w:webHidden/>
-              </w:rPr>
-              <w:fldChar w:fldCharType="end"/>
-            </w:r>
-          </w:hyperlink>
-        </w:p>
-        <w:p>
-          <w:pPr>
-            <w:pStyle w:val="TDC3"/>
-            <w:tabs>
-              <w:tab w:val="right" w:leader="dot" w:pos="9488"/>
-            </w:tabs>
-            <w:rPr>
-              <w:rFonts w:eastAsiaTheme="minorEastAsia"/>
-              <w:noProof/>
-              <w:lang w:val="en-US"/>
-            </w:rPr>
-          </w:pPr>
-          <w:hyperlink w:anchor="_Toc182655073" w:history="1">
-            <w:r>
-              <w:rPr>
-                <w:rStyle w:val="Hipervnculo"/>
-                <w:noProof/>
-              </w:rPr>
-              <w:t>b. Actualizar la Configuración del Despliegue</w:t>
-            </w:r>
-            <w:r>
-              <w:rPr>
-                <w:noProof/>
-                <w:webHidden/>
-              </w:rPr>
-              <w:tab/>
-            </w:r>
-            <w:r>
-              <w:rPr>
-                <w:noProof/>
-                <w:webHidden/>
-              </w:rPr>
-              <w:fldChar w:fldCharType="begin"/>
-            </w:r>
-            <w:r>
-              <w:rPr>
-                <w:noProof/>
-                <w:webHidden/>
-              </w:rPr>
-              <w:instrText xml:space="preserve"> PAGEREF _Toc182655073 \h </w:instrText>
-            </w:r>
-            <w:r>
-              <w:rPr>
-                <w:noProof/>
-                <w:webHidden/>
-              </w:rPr>
-            </w:r>
-            <w:r>
-              <w:rPr>
-                <w:noProof/>
-                <w:webHidden/>
-              </w:rPr>
-              <w:fldChar w:fldCharType="separate"/>
-            </w:r>
-            <w:r>
-              <w:rPr>
-                <w:noProof/>
-                <w:webHidden/>
-              </w:rPr>
-              <w:t>14</w:t>
-            </w:r>
-            <w:r>
-              <w:rPr>
-                <w:noProof/>
-                <w:webHidden/>
-              </w:rPr>
-              <w:fldChar w:fldCharType="end"/>
-            </w:r>
-          </w:hyperlink>
-        </w:p>
-        <w:p>
-          <w:pPr>
-            <w:pStyle w:val="TDC3"/>
-            <w:tabs>
-              <w:tab w:val="right" w:leader="dot" w:pos="9488"/>
-            </w:tabs>
-            <w:rPr>
-              <w:rFonts w:eastAsiaTheme="minorEastAsia"/>
-              <w:noProof/>
-              <w:lang w:val="en-US"/>
-            </w:rPr>
-          </w:pPr>
-          <w:hyperlink w:anchor="_Toc182655074" w:history="1">
-            <w:r>
-              <w:rPr>
-                <w:rStyle w:val="Hipervnculo"/>
-                <w:noProof/>
-              </w:rPr>
-              <w:t>c. Crear un Servicio</w:t>
-            </w:r>
-            <w:r>
-              <w:rPr>
-                <w:noProof/>
-                <w:webHidden/>
-              </w:rPr>
-              <w:tab/>
-            </w:r>
-            <w:r>
-              <w:rPr>
-                <w:noProof/>
-                <w:webHidden/>
-              </w:rPr>
-              <w:fldChar w:fldCharType="begin"/>
-            </w:r>
-            <w:r>
-              <w:rPr>
-                <w:noProof/>
-                <w:webHidden/>
-              </w:rPr>
-              <w:instrText xml:space="preserve"> PAGEREF _Toc182655074 \h </w:instrText>
-            </w:r>
-            <w:r>
-              <w:rPr>
-                <w:noProof/>
-                <w:webHidden/>
-              </w:rPr>
-            </w:r>
-            <w:r>
-              <w:rPr>
-                <w:noProof/>
-                <w:webHidden/>
-              </w:rPr>
-              <w:fldChar w:fldCharType="separate"/>
-            </w:r>
-            <w:r>
-              <w:rPr>
-                <w:noProof/>
-                <w:webHidden/>
-              </w:rPr>
-              <w:t>15</w:t>
-            </w:r>
-            <w:r>
-              <w:rPr>
-                <w:noProof/>
-                <w:webHidden/>
-              </w:rPr>
-              <w:fldChar w:fldCharType="end"/>
-            </w:r>
-          </w:hyperlink>
-        </w:p>
-        <w:p>
-          <w:pPr>
-            <w:pStyle w:val="TDC2"/>
-            <w:tabs>
-              <w:tab w:val="right" w:leader="dot" w:pos="9488"/>
-            </w:tabs>
-            <w:rPr>
-              <w:rFonts w:eastAsiaTheme="minorEastAsia"/>
-              <w:noProof/>
-              <w:lang w:val="en-US"/>
-            </w:rPr>
-          </w:pPr>
-          <w:hyperlink w:anchor="_Toc182655075" w:history="1">
-            <w:r>
-              <w:rPr>
-                <w:rStyle w:val="Hipervnculo"/>
-                <w:noProof/>
-              </w:rPr>
-              <w:t>5. Desplegar Usando Jenkins y Manifiestos de Kubernetes</w:t>
-            </w:r>
-            <w:r>
-              <w:rPr>
-                <w:noProof/>
-                <w:webHidden/>
-              </w:rPr>
-              <w:tab/>
-            </w:r>
-            <w:r>
-              <w:rPr>
-                <w:noProof/>
-                <w:webHidden/>
-              </w:rPr>
-              <w:fldChar w:fldCharType="begin"/>
-            </w:r>
-            <w:r>
-              <w:rPr>
-                <w:noProof/>
-                <w:webHidden/>
-              </w:rPr>
-              <w:instrText xml:space="preserve"> PAGEREF _Toc182655075 \h </w:instrText>
-            </w:r>
-            <w:r>
-              <w:rPr>
-                <w:noProof/>
-                <w:webHidden/>
-              </w:rPr>
-            </w:r>
-            <w:r>
-              <w:rPr>
-                <w:noProof/>
-                <w:webHidden/>
-              </w:rPr>
-              <w:fldChar w:fldCharType="separate"/>
-            </w:r>
-            <w:r>
-              <w:rPr>
-                <w:noProof/>
-                <w:webHidden/>
-              </w:rPr>
-              <w:t>15</w:t>
-            </w:r>
-            <w:r>
-              <w:rPr>
-                <w:noProof/>
-                <w:webHidden/>
-              </w:rPr>
-              <w:fldChar w:fldCharType="end"/>
-            </w:r>
-          </w:hyperlink>
-        </w:p>
-        <w:p>
-          <w:pPr>
-            <w:pStyle w:val="TDC3"/>
-            <w:tabs>
-              <w:tab w:val="right" w:leader="dot" w:pos="9488"/>
-            </w:tabs>
-            <w:rPr>
-              <w:rFonts w:eastAsiaTheme="minorEastAsia"/>
-              <w:noProof/>
-              <w:lang w:val="en-US"/>
-            </w:rPr>
-          </w:pPr>
-          <w:hyperlink w:anchor="_Toc182655076" w:history="1">
-            <w:r>
-              <w:rPr>
-                <w:rStyle w:val="Hipervnculo"/>
-                <w:noProof/>
-              </w:rPr>
-              <w:t>a. Actualizar la Etapa de Despliegue en el Jenkinsfile</w:t>
-            </w:r>
-            <w:r>
-              <w:rPr>
-                <w:noProof/>
-                <w:webHidden/>
-              </w:rPr>
-              <w:tab/>
-            </w:r>
-            <w:r>
-              <w:rPr>
-                <w:noProof/>
-                <w:webHidden/>
-              </w:rPr>
-              <w:fldChar w:fldCharType="begin"/>
-            </w:r>
-            <w:r>
-              <w:rPr>
-                <w:noProof/>
-                <w:webHidden/>
-              </w:rPr>
-              <w:instrText xml:space="preserve"> PAGEREF _Toc182655076 \h </w:instrText>
-            </w:r>
-            <w:r>
-              <w:rPr>
-                <w:noProof/>
-                <w:webHidden/>
-              </w:rPr>
-            </w:r>
-            <w:r>
-              <w:rPr>
-                <w:noProof/>
-                <w:webHidden/>
-              </w:rPr>
-              <w:fldChar w:fldCharType="separate"/>
-            </w:r>
-            <w:r>
-              <w:rPr>
-                <w:noProof/>
-                <w:webHidden/>
-              </w:rPr>
-              <w:t>15</w:t>
-            </w:r>
-            <w:r>
-              <w:rPr>
-                <w:noProof/>
-                <w:webHidden/>
-              </w:rPr>
-              <w:fldChar w:fldCharType="end"/>
-            </w:r>
-          </w:hyperlink>
-        </w:p>
-        <w:p>
-          <w:pPr>
-            <w:pStyle w:val="TDC3"/>
-            <w:tabs>
-              <w:tab w:val="right" w:leader="dot" w:pos="9488"/>
-            </w:tabs>
-            <w:rPr>
-              <w:rFonts w:eastAsiaTheme="minorEastAsia"/>
-              <w:noProof/>
-              <w:lang w:val="en-US"/>
-            </w:rPr>
-          </w:pPr>
-          <w:hyperlink w:anchor="_Toc182655077" w:history="1">
-            <w:r>
-              <w:rPr>
-                <w:rStyle w:val="Hipervnculo"/>
-                <w:noProof/>
-              </w:rPr>
-              <w:t>b. Aplicar Manifiestos Manualmente (Opcional)</w:t>
-            </w:r>
-            <w:r>
-              <w:rPr>
-                <w:noProof/>
-                <w:webHidden/>
-              </w:rPr>
-              <w:tab/>
-            </w:r>
-            <w:r>
-              <w:rPr>
-                <w:noProof/>
-                <w:webHidden/>
-              </w:rPr>
-              <w:fldChar w:fldCharType="begin"/>
-            </w:r>
-            <w:r>
-              <w:rPr>
-                <w:noProof/>
-                <w:webHidden/>
-              </w:rPr>
-              <w:instrText xml:space="preserve"> PAGEREF _Toc182655077 \h </w:instrText>
-            </w:r>
-            <w:r>
-              <w:rPr>
-                <w:noProof/>
-                <w:webHidden/>
-              </w:rPr>
-            </w:r>
-            <w:r>
-              <w:rPr>
-                <w:noProof/>
-                <w:webHidden/>
-              </w:rPr>
-              <w:fldChar w:fldCharType="separate"/>
-            </w:r>
-            <w:r>
-              <w:rPr>
-                <w:noProof/>
-                <w:webHidden/>
-              </w:rPr>
-              <w:t>16</w:t>
-            </w:r>
-            <w:r>
-              <w:rPr>
-                <w:noProof/>
-                <w:webHidden/>
-              </w:rPr>
-              <w:fldChar w:fldCharType="end"/>
-            </w:r>
-          </w:hyperlink>
-        </w:p>
-        <w:p>
-          <w:pPr>
-            <w:pStyle w:val="TDC2"/>
-            <w:tabs>
-              <w:tab w:val="right" w:leader="dot" w:pos="9488"/>
-            </w:tabs>
-            <w:rPr>
-              <w:rFonts w:eastAsiaTheme="minorEastAsia"/>
-              <w:noProof/>
-              <w:lang w:val="en-US"/>
-            </w:rPr>
-          </w:pPr>
-          <w:hyperlink w:anchor="_Toc182655078" w:history="1">
-            <w:r>
-              <w:rPr>
-                <w:rStyle w:val="Hipervnculo"/>
-                <w:noProof/>
-              </w:rPr>
-              <w:t>6. Mejores Prácticas y Consideraciones Adicionales</w:t>
-            </w:r>
-            <w:r>
-              <w:rPr>
-                <w:noProof/>
-                <w:webHidden/>
-              </w:rPr>
-              <w:tab/>
-            </w:r>
-            <w:r>
-              <w:rPr>
-                <w:noProof/>
-                <w:webHidden/>
-              </w:rPr>
-              <w:fldChar w:fldCharType="begin"/>
-            </w:r>
-            <w:r>
-              <w:rPr>
-                <w:noProof/>
-                <w:webHidden/>
-              </w:rPr>
-              <w:instrText xml:space="preserve"> PAGEREF _Toc182655078 \h </w:instrText>
-            </w:r>
-            <w:r>
-              <w:rPr>
-                <w:noProof/>
-                <w:webHidden/>
-              </w:rPr>
-            </w:r>
-            <w:r>
-              <w:rPr>
-                <w:noProof/>
-                <w:webHidden/>
-              </w:rPr>
-              <w:fldChar w:fldCharType="separate"/>
-            </w:r>
-            <w:r>
-              <w:rPr>
-                <w:noProof/>
-                <w:webHidden/>
-              </w:rPr>
-              <w:t>16</w:t>
-            </w:r>
-            <w:r>
-              <w:rPr>
-                <w:noProof/>
-                <w:webHidden/>
-              </w:rPr>
-              <w:fldChar w:fldCharType="end"/>
-            </w:r>
-          </w:hyperlink>
-        </w:p>
-        <w:p>
-          <w:pPr>
-            <w:pStyle w:val="TDC3"/>
-            <w:tabs>
-              <w:tab w:val="right" w:leader="dot" w:pos="9488"/>
-            </w:tabs>
-            <w:rPr>
-              <w:rFonts w:eastAsiaTheme="minorEastAsia"/>
-              <w:noProof/>
-              <w:lang w:val="en-US"/>
-            </w:rPr>
-          </w:pPr>
-          <w:hyperlink w:anchor="_Toc182655079" w:history="1">
-            <w:r>
-              <w:rPr>
-                <w:rStyle w:val="Hipervnculo"/>
-                <w:noProof/>
-              </w:rPr>
-              <w:t>a. Utilizar Servicios Gestionados</w:t>
-            </w:r>
-            <w:r>
-              <w:rPr>
-                <w:noProof/>
-                <w:webHidden/>
-              </w:rPr>
-              <w:tab/>
-            </w:r>
-            <w:r>
-              <w:rPr>
-                <w:noProof/>
-                <w:webHidden/>
-              </w:rPr>
-              <w:fldChar w:fldCharType="begin"/>
-            </w:r>
-            <w:r>
-              <w:rPr>
-                <w:noProof/>
-                <w:webHidden/>
-              </w:rPr>
-              <w:instrText xml:space="preserve"> PAGEREF _Toc182655079 \h </w:instrText>
-            </w:r>
-            <w:r>
-              <w:rPr>
-                <w:noProof/>
-                <w:webHidden/>
-              </w:rPr>
-            </w:r>
-            <w:r>
-              <w:rPr>
-                <w:noProof/>
-                <w:webHidden/>
-              </w:rPr>
-              <w:fldChar w:fldCharType="separate"/>
-            </w:r>
-            <w:r>
-              <w:rPr>
-                <w:noProof/>
-                <w:webHidden/>
-              </w:rPr>
-              <w:t>16</w:t>
-            </w:r>
-            <w:r>
-              <w:rPr>
-                <w:noProof/>
-                <w:webHidden/>
-              </w:rPr>
-              <w:fldChar w:fldCharType="end"/>
-            </w:r>
-          </w:hyperlink>
-        </w:p>
-        <w:p>
-          <w:pPr>
-            <w:pStyle w:val="TDC3"/>
-            <w:tabs>
-              <w:tab w:val="right" w:leader="dot" w:pos="9488"/>
-            </w:tabs>
-            <w:rPr>
-              <w:rFonts w:eastAsiaTheme="minorEastAsia"/>
-              <w:noProof/>
-              <w:lang w:val="en-US"/>
-            </w:rPr>
-          </w:pPr>
-          <w:hyperlink w:anchor="_Toc182655080" w:history="1">
-            <w:r>
-              <w:rPr>
-                <w:rStyle w:val="Hipervnculo"/>
-                <w:noProof/>
-              </w:rPr>
-              <w:t>b. Asegurar Información Sensible</w:t>
-            </w:r>
-            <w:r>
-              <w:rPr>
-                <w:noProof/>
-                <w:webHidden/>
-              </w:rPr>
-              <w:tab/>
-            </w:r>
-            <w:r>
-              <w:rPr>
-                <w:noProof/>
-                <w:webHidden/>
-              </w:rPr>
-              <w:fldChar w:fldCharType="begin"/>
-            </w:r>
-            <w:r>
-              <w:rPr>
-                <w:noProof/>
-                <w:webHidden/>
-              </w:rPr>
-              <w:instrText xml:space="preserve"> PAGEREF _Toc182655080 \h </w:instrText>
-            </w:r>
-            <w:r>
-              <w:rPr>
-                <w:noProof/>
-                <w:webHidden/>
-              </w:rPr>
-            </w:r>
-            <w:r>
-              <w:rPr>
-                <w:noProof/>
-                <w:webHidden/>
-              </w:rPr>
-              <w:fldChar w:fldCharType="separate"/>
-            </w:r>
-            <w:r>
-              <w:rPr>
-                <w:noProof/>
-                <w:webHidden/>
-              </w:rPr>
-              <w:t>16</w:t>
-            </w:r>
-            <w:r>
-              <w:rPr>
-                <w:noProof/>
-                <w:webHidden/>
-              </w:rPr>
-              <w:fldChar w:fldCharType="end"/>
-            </w:r>
-          </w:hyperlink>
-        </w:p>
-        <w:p>
-          <w:pPr>
-            <w:pStyle w:val="TDC3"/>
-            <w:tabs>
-              <w:tab w:val="right" w:leader="dot" w:pos="9488"/>
-            </w:tabs>
-            <w:rPr>
-              <w:rFonts w:eastAsiaTheme="minorEastAsia"/>
-              <w:noProof/>
-              <w:lang w:val="en-US"/>
-            </w:rPr>
-          </w:pPr>
-          <w:hyperlink w:anchor="_Toc182655081" w:history="1">
-            <w:r>
-              <w:rPr>
-                <w:rStyle w:val="Hipervnculo"/>
-                <w:noProof/>
-              </w:rPr>
-              <w:t>c. Utilizar Infraestructura como Código (IaC)</w:t>
-            </w:r>
-            <w:r>
-              <w:rPr>
-                <w:noProof/>
-                <w:webHidden/>
-              </w:rPr>
-              <w:tab/>
-            </w:r>
-            <w:r>
-              <w:rPr>
-                <w:noProof/>
-                <w:webHidden/>
-              </w:rPr>
-              <w:fldChar w:fldCharType="begin"/>
-            </w:r>
-            <w:r>
-              <w:rPr>
-                <w:noProof/>
-                <w:webHidden/>
-              </w:rPr>
-              <w:instrText xml:space="preserve"> PAGEREF _Toc182655081 \h </w:instrText>
-            </w:r>
-            <w:r>
-              <w:rPr>
-                <w:noProof/>
-                <w:webHidden/>
-              </w:rPr>
-            </w:r>
-            <w:r>
-              <w:rPr>
-                <w:noProof/>
-                <w:webHidden/>
-              </w:rPr>
-              <w:fldChar w:fldCharType="separate"/>
-            </w:r>
-            <w:r>
-              <w:rPr>
-                <w:noProof/>
-                <w:webHidden/>
-              </w:rPr>
-              <w:t>16</w:t>
-            </w:r>
-            <w:r>
-              <w:rPr>
-                <w:noProof/>
-                <w:webHidden/>
-              </w:rPr>
-              <w:fldChar w:fldCharType="end"/>
-            </w:r>
-          </w:hyperlink>
-        </w:p>
-        <w:p>
-          <w:pPr>
-            <w:pStyle w:val="TDC3"/>
-            <w:tabs>
-              <w:tab w:val="right" w:leader="dot" w:pos="9488"/>
-            </w:tabs>
-            <w:rPr>
-              <w:rFonts w:eastAsiaTheme="minorEastAsia"/>
-              <w:noProof/>
-              <w:lang w:val="en-US"/>
-            </w:rPr>
-          </w:pPr>
-          <w:hyperlink w:anchor="_Toc182655082" w:history="1">
-            <w:r>
-              <w:rPr>
-                <w:rStyle w:val="Hipervnculo"/>
-                <w:noProof/>
-              </w:rPr>
-              <w:t>d. Integración Continua y Despliegue Continuo (CI/CD)</w:t>
-            </w:r>
-            <w:r>
-              <w:rPr>
-                <w:noProof/>
-                <w:webHidden/>
-              </w:rPr>
-              <w:tab/>
-            </w:r>
-            <w:r>
-              <w:rPr>
-                <w:noProof/>
-                <w:webHidden/>
-              </w:rPr>
-              <w:fldChar w:fldCharType="begin"/>
-            </w:r>
-            <w:r>
-              <w:rPr>
-                <w:noProof/>
-                <w:webHidden/>
-              </w:rPr>
-              <w:instrText xml:space="preserve"> PAGEREF _Toc182655082 \h </w:instrText>
-            </w:r>
-            <w:r>
-              <w:rPr>
-                <w:noProof/>
-                <w:webHidden/>
-              </w:rPr>
-            </w:r>
-            <w:r>
-              <w:rPr>
-                <w:noProof/>
-                <w:webHidden/>
-              </w:rPr>
-              <w:fldChar w:fldCharType="separate"/>
-            </w:r>
-            <w:r>
-              <w:rPr>
-                <w:noProof/>
-                <w:webHidden/>
-              </w:rPr>
-              <w:t>16</w:t>
-            </w:r>
-            <w:r>
-              <w:rPr>
-                <w:noProof/>
-                <w:webHidden/>
-              </w:rPr>
-              <w:fldChar w:fldCharType="end"/>
-            </w:r>
-          </w:hyperlink>
-        </w:p>
-        <w:p>
-          <w:pPr>
-            <w:pStyle w:val="TDC3"/>
-            <w:tabs>
-              <w:tab w:val="right" w:leader="dot" w:pos="9488"/>
-            </w:tabs>
-            <w:rPr>
-              <w:rFonts w:eastAsiaTheme="minorEastAsia"/>
-              <w:noProof/>
-              <w:lang w:val="en-US"/>
-            </w:rPr>
-          </w:pPr>
-          <w:hyperlink w:anchor="_Toc182655083" w:history="1">
-            <w:r>
-              <w:rPr>
-                <w:rStyle w:val="Hipervnculo"/>
-                <w:noProof/>
-              </w:rPr>
-              <w:t>e. Seguridad de Red</w:t>
-            </w:r>
-            <w:r>
-              <w:rPr>
-                <w:noProof/>
-                <w:webHidden/>
-              </w:rPr>
-              <w:tab/>
-            </w:r>
-            <w:r>
-              <w:rPr>
-                <w:noProof/>
-                <w:webHidden/>
-              </w:rPr>
-              <w:fldChar w:fldCharType="begin"/>
-            </w:r>
-            <w:r>
-              <w:rPr>
-                <w:noProof/>
-                <w:webHidden/>
-              </w:rPr>
-              <w:instrText xml:space="preserve"> PAGEREF _Toc182655083 \h </w:instrText>
-            </w:r>
-            <w:r>
-              <w:rPr>
-                <w:noProof/>
-                <w:webHidden/>
-              </w:rPr>
-            </w:r>
-            <w:r>
-              <w:rPr>
-                <w:noProof/>
-                <w:webHidden/>
-              </w:rPr>
-              <w:fldChar w:fldCharType="separate"/>
-            </w:r>
-            <w:r>
-              <w:rPr>
-                <w:noProof/>
-                <w:webHidden/>
-              </w:rPr>
-              <w:t>16</w:t>
-            </w:r>
-            <w:r>
-              <w:rPr>
-                <w:noProof/>
-                <w:webHidden/>
-              </w:rPr>
-              <w:fldChar w:fldCharType="end"/>
-            </w:r>
-          </w:hyperlink>
-        </w:p>
-        <w:p>
-          <w:pPr>
-            <w:pStyle w:val="TDC3"/>
-            <w:tabs>
-              <w:tab w:val="right" w:leader="dot" w:pos="9488"/>
-            </w:tabs>
-            <w:rPr>
-              <w:rFonts w:eastAsiaTheme="minorEastAsia"/>
-              <w:noProof/>
-              <w:lang w:val="en-US"/>
-            </w:rPr>
-          </w:pPr>
-          <w:hyperlink w:anchor="_Toc182655084" w:history="1">
-            <w:r>
-              <w:rPr>
-                <w:rStyle w:val="Hipervnculo"/>
-                <w:noProof/>
-              </w:rPr>
-              <w:t>f. Monitoreo y Registro</w:t>
-            </w:r>
-            <w:r>
-              <w:rPr>
-                <w:noProof/>
-                <w:webHidden/>
-              </w:rPr>
-              <w:tab/>
-            </w:r>
-            <w:r>
-              <w:rPr>
-                <w:noProof/>
-                <w:webHidden/>
-              </w:rPr>
-              <w:fldChar w:fldCharType="begin"/>
-            </w:r>
-            <w:r>
-              <w:rPr>
-                <w:noProof/>
-                <w:webHidden/>
-              </w:rPr>
-              <w:instrText xml:space="preserve"> PAGEREF _Toc182655084 \h </w:instrText>
-            </w:r>
-            <w:r>
-              <w:rPr>
-                <w:noProof/>
-                <w:webHidden/>
-              </w:rPr>
-            </w:r>
-            <w:r>
-              <w:rPr>
-                <w:noProof/>
-                <w:webHidden/>
-              </w:rPr>
-              <w:fldChar w:fldCharType="separate"/>
-            </w:r>
-            <w:r>
-              <w:rPr>
-                <w:noProof/>
-                <w:webHidden/>
-              </w:rPr>
-              <w:t>16</w:t>
-            </w:r>
-            <w:r>
-              <w:rPr>
-                <w:noProof/>
-                <w:webHidden/>
-              </w:rPr>
-              <w:fldChar w:fldCharType="end"/>
-            </w:r>
-          </w:hyperlink>
-        </w:p>
-        <w:p>
-          <w:pPr>
-            <w:pStyle w:val="TDC3"/>
-            <w:tabs>
-              <w:tab w:val="right" w:leader="dot" w:pos="9488"/>
-            </w:tabs>
-            <w:rPr>
-              <w:rFonts w:eastAsiaTheme="minorEastAsia"/>
-              <w:noProof/>
-              <w:lang w:val="en-US"/>
-            </w:rPr>
-          </w:pPr>
-          <w:hyperlink w:anchor="_Toc182655085" w:history="1">
-            <w:r>
-              <w:rPr>
-                <w:rStyle w:val="Hipervnculo"/>
-                <w:noProof/>
-              </w:rPr>
-              <w:t>g. Escalabilidad y Alta Disponibilidad</w:t>
-            </w:r>
-            <w:r>
-              <w:rPr>
-                <w:noProof/>
-                <w:webHidden/>
-              </w:rPr>
-              <w:tab/>
-            </w:r>
-            <w:r>
-              <w:rPr>
-                <w:noProof/>
-                <w:webHidden/>
-              </w:rPr>
-              <w:fldChar w:fldCharType="begin"/>
-            </w:r>
-            <w:r>
-              <w:rPr>
-                <w:noProof/>
-                <w:webHidden/>
-              </w:rPr>
-              <w:instrText xml:space="preserve"> PAGEREF _Toc182655085 \h </w:instrText>
-            </w:r>
-            <w:r>
-              <w:rPr>
-                <w:noProof/>
-                <w:webHidden/>
-              </w:rPr>
-            </w:r>
-            <w:r>
-              <w:rPr>
-                <w:noProof/>
-                <w:webHidden/>
-              </w:rPr>
-              <w:fldChar w:fldCharType="separate"/>
-            </w:r>
-            <w:r>
-              <w:rPr>
-                <w:noProof/>
-                <w:webHidden/>
-              </w:rPr>
-              <w:t>17</w:t>
-            </w:r>
-            <w:r>
-              <w:rPr>
-                <w:noProof/>
-                <w:webHidden/>
-              </w:rPr>
-              <w:fldChar w:fldCharType="end"/>
-            </w:r>
-          </w:hyperlink>
-        </w:p>
-        <w:p>
-          <w:pPr>
-            <w:pStyle w:val="TDC3"/>
-            <w:tabs>
-              <w:tab w:val="right" w:leader="dot" w:pos="9488"/>
-            </w:tabs>
-            <w:rPr>
-              <w:rFonts w:eastAsiaTheme="minorEastAsia"/>
-              <w:noProof/>
-              <w:lang w:val="en-US"/>
-            </w:rPr>
-          </w:pPr>
-          <w:hyperlink w:anchor="_Toc182655086" w:history="1">
-            <w:r>
-              <w:rPr>
-                <w:rStyle w:val="Hipervnculo"/>
-                <w:noProof/>
-              </w:rPr>
-              <w:t>h. Uso de ACR en Lugar de Repositorios Públicos</w:t>
-            </w:r>
-            <w:r>
-              <w:rPr>
-                <w:noProof/>
-                <w:webHidden/>
-              </w:rPr>
-              <w:tab/>
-            </w:r>
-            <w:r>
-              <w:rPr>
-                <w:noProof/>
-                <w:webHidden/>
-              </w:rPr>
-              <w:fldChar w:fldCharType="begin"/>
-            </w:r>
-            <w:r>
-              <w:rPr>
-                <w:noProof/>
-                <w:webHidden/>
-              </w:rPr>
-              <w:instrText xml:space="preserve"> PAGEREF _Toc182655086 \h </w:instrText>
-            </w:r>
-            <w:r>
-              <w:rPr>
-                <w:noProof/>
-                <w:webHidden/>
-              </w:rPr>
-            </w:r>
-            <w:r>
-              <w:rPr>
-                <w:noProof/>
-                <w:webHidden/>
-              </w:rPr>
-              <w:fldChar w:fldCharType="separate"/>
-            </w:r>
-            <w:r>
-              <w:rPr>
-                <w:noProof/>
-                <w:webHidden/>
-              </w:rPr>
-              <w:t>17</w:t>
-            </w:r>
-            <w:r>
-              <w:rPr>
-                <w:noProof/>
-                <w:webHidden/>
-              </w:rPr>
-              <w:fldChar w:fldCharType="end"/>
-            </w:r>
-          </w:hyperlink>
-        </w:p>
-        <w:p>
-          <w:pPr>
-            <w:pStyle w:val="TDC3"/>
-            <w:tabs>
-              <w:tab w:val="right" w:leader="dot" w:pos="9488"/>
-            </w:tabs>
-            <w:rPr>
-              <w:rFonts w:eastAsiaTheme="minorEastAsia"/>
-              <w:noProof/>
-              <w:lang w:val="en-US"/>
-            </w:rPr>
-          </w:pPr>
-          <w:hyperlink w:anchor="_Toc182655087" w:history="1">
-            <w:r>
-              <w:rPr>
-                <w:rStyle w:val="Hipervnculo"/>
-                <w:noProof/>
-              </w:rPr>
-              <w:t>i. Uso Opcional de Helm Charts</w:t>
-            </w:r>
-            <w:r>
-              <w:rPr>
-                <w:noProof/>
-                <w:webHidden/>
-              </w:rPr>
-              <w:tab/>
-            </w:r>
-            <w:r>
-              <w:rPr>
-                <w:noProof/>
-                <w:webHidden/>
-              </w:rPr>
-              <w:fldChar w:fldCharType="begin"/>
-            </w:r>
-            <w:r>
-              <w:rPr>
-                <w:noProof/>
-                <w:webHidden/>
-              </w:rPr>
-              <w:instrText xml:space="preserve"> PAGEREF _Toc182655087 \h </w:instrText>
-            </w:r>
-            <w:r>
-              <w:rPr>
-                <w:noProof/>
-                <w:webHidden/>
-              </w:rPr>
-            </w:r>
-            <w:r>
-              <w:rPr>
-                <w:noProof/>
-                <w:webHidden/>
-              </w:rPr>
-              <w:fldChar w:fldCharType="separate"/>
-            </w:r>
-            <w:r>
-              <w:rPr>
-                <w:noProof/>
-                <w:webHidden/>
-              </w:rPr>
-              <w:t>17</w:t>
-            </w:r>
-            <w:r>
-              <w:rPr>
-                <w:noProof/>
-                <w:webHidden/>
-              </w:rPr>
-              <w:fldChar w:fldCharType="end"/>
-            </w:r>
-          </w:hyperlink>
-        </w:p>
-        <w:p>
-          <w:pPr>
             <w:rPr>
               <w:lang w:val="es-US"/>
             </w:rPr>
@@ -2476,6 +732,7 @@
     <w:p>
       <w:pPr>
         <w:pStyle w:val="Ttulo1"/>
+        <w:ind w:left="720" w:hanging="720"/>
         <w:rPr>
           <w:lang w:val="es-US"/>
         </w:rPr>
@@ -2505,48 +762,100 @@
           <w:lang w:val="es-US"/>
         </w:rPr>
       </w:pPr>
+      <w:bookmarkStart w:id="1" w:name="_Toc182925680"/>
       <w:r>
         <w:rPr>
           <w:lang w:val="es-US"/>
         </w:rPr>
         <w:lastRenderedPageBreak/>
-        <w:t>Laboratorio de Contenedores con volumen</w:t>
-      </w:r>
-    </w:p>
-    <w:p>
-      <w:pPr>
-        <w:pStyle w:val="Ttulo2"/>
+        <w:t xml:space="preserve">Laboratorio de Contenedores con </w:t>
+      </w:r>
+      <w:proofErr w:type="spellStart"/>
+      <w:r>
         <w:rPr>
           <w:rStyle w:val="Textoennegrita"/>
           <w:b w:val="0"/>
           <w:bCs w:val="0"/>
         </w:rPr>
-      </w:pPr>
-      <w:bookmarkStart w:id="1" w:name="_Toc182600343"/>
-      <w:bookmarkStart w:id="2" w:name="_Toc182655056"/>
+        <w:t>Bind</w:t>
+      </w:r>
+      <w:proofErr w:type="spellEnd"/>
       <w:r>
         <w:rPr>
           <w:rStyle w:val="Textoennegrita"/>
           <w:b w:val="0"/>
           <w:bCs w:val="0"/>
         </w:rPr>
-        <w:t>P</w:t>
-      </w:r>
-      <w:r>
+        <w:t xml:space="preserve"> Mount</w:t>
+      </w:r>
+      <w:bookmarkEnd w:id="1"/>
+    </w:p>
+    <w:p>
+      <w:pPr>
+        <w:rPr>
+          <w:lang w:val="es-US"/>
+        </w:rPr>
+      </w:pPr>
+      <w:r>
+        <w:rPr>
+          <w:noProof/>
+          <w:lang w:val="en-US"/>
+        </w:rPr>
+        <w:drawing>
+          <wp:inline distT="0" distB="0" distL="0" distR="0" wp14:anchorId="2F11081E" wp14:editId="3B713CC4">
+            <wp:extent cx="4842510" cy="1609072"/>
+            <wp:effectExtent l="0" t="0" r="0" b="0"/>
+            <wp:docPr id="9" name="Imagen 9"/>
+            <wp:cNvGraphicFramePr>
+              <a:graphicFrameLocks xmlns:a="http://schemas.openxmlformats.org/drawingml/2006/main" noChangeAspect="1"/>
+            </wp:cNvGraphicFramePr>
+            <a:graphic xmlns:a="http://schemas.openxmlformats.org/drawingml/2006/main">
+              <a:graphicData uri="http://schemas.openxmlformats.org/drawingml/2006/picture">
+                <pic:pic xmlns:pic="http://schemas.openxmlformats.org/drawingml/2006/picture">
+                  <pic:nvPicPr>
+                    <pic:cNvPr id="1" name=""/>
+                    <pic:cNvPicPr/>
+                  </pic:nvPicPr>
+                  <pic:blipFill>
+                    <a:blip r:embed="rId6"/>
+                    <a:stretch>
+                      <a:fillRect/>
+                    </a:stretch>
+                  </pic:blipFill>
+                  <pic:spPr>
+                    <a:xfrm>
+                      <a:off x="0" y="0"/>
+                      <a:ext cx="4853869" cy="1612846"/>
+                    </a:xfrm>
+                    <a:prstGeom prst="rect">
+                      <a:avLst/>
+                    </a:prstGeom>
+                  </pic:spPr>
+                </pic:pic>
+              </a:graphicData>
+            </a:graphic>
+          </wp:inline>
+        </w:drawing>
+      </w:r>
+    </w:p>
+    <w:p>
+      <w:pPr>
+        <w:pStyle w:val="Ttulo2"/>
         <w:rPr>
           <w:rStyle w:val="Textoennegrita"/>
           <w:b w:val="0"/>
           <w:bCs w:val="0"/>
         </w:rPr>
-        <w:t>aso 1</w:t>
-      </w:r>
+      </w:pPr>
+      <w:bookmarkStart w:id="2" w:name="_Toc182600343"/>
+      <w:bookmarkStart w:id="3" w:name="_Toc182925681"/>
       <w:r>
         <w:rPr>
           <w:rStyle w:val="Textoennegrita"/>
           <w:b w:val="0"/>
           <w:bCs w:val="0"/>
         </w:rPr>
-        <w:t>: Clonar la aplicación app-java-texto</w:t>
+        <w:t>P</w:t>
       </w:r>
       <w:r>
         <w:rPr>
@@ -2554,10 +863,26 @@
           <w:b w:val="0"/>
           <w:bCs w:val="0"/>
         </w:rPr>
+        <w:t>aso 1</w:t>
+      </w:r>
+      <w:r>
+        <w:rPr>
+          <w:rStyle w:val="Textoennegrita"/>
+          <w:b w:val="0"/>
+          <w:bCs w:val="0"/>
+        </w:rPr>
+        <w:t>: Clonar la aplicación app-java-texto</w:t>
+      </w:r>
+      <w:r>
+        <w:rPr>
+          <w:rStyle w:val="Textoennegrita"/>
+          <w:b w:val="0"/>
+          <w:bCs w:val="0"/>
+        </w:rPr>
         <w:t xml:space="preserve"> del repositorio</w:t>
       </w:r>
-      <w:bookmarkEnd w:id="1"/>
       <w:bookmarkEnd w:id="2"/>
+      <w:bookmarkEnd w:id="3"/>
     </w:p>
     <w:p>
       <w:r>
@@ -2566,7 +891,6 @@
     </w:p>
     <w:p>
       <w:pPr>
-        <w:pStyle w:val="Ttulo2"/>
         <w:rPr>
           <w:rStyle w:val="nfasissutil"/>
           <w:rFonts w:ascii="Courier New" w:eastAsia="Times New Roman" w:hAnsi="Courier New" w:cs="Courier New"/>
@@ -2575,7 +899,7 @@
           <w:lang w:val="es-US"/>
         </w:rPr>
       </w:pPr>
-      <w:hyperlink r:id="rId6" w:history="1">
+      <w:hyperlink r:id="rId7" w:history="1">
         <w:r>
           <w:rPr>
             <w:rStyle w:val="Hipervnculo"/>
@@ -2590,16 +914,9 @@
     </w:p>
     <w:p>
       <w:pPr>
-        <w:rPr>
-          <w:lang w:val="es-US"/>
-        </w:rPr>
-      </w:pPr>
-    </w:p>
-    <w:p>
-      <w:pPr>
         <w:pStyle w:val="Ttulo2"/>
       </w:pPr>
-      <w:bookmarkStart w:id="3" w:name="_Toc182655057"/>
+      <w:bookmarkStart w:id="4" w:name="_Toc182925682"/>
       <w:r>
         <w:rPr>
           <w:rStyle w:val="Textoennegrita"/>
@@ -2608,7 +925,6 @@
         </w:rPr>
         <w:t xml:space="preserve">Paso 2. </w:t>
       </w:r>
-      <w:bookmarkEnd w:id="3"/>
       <w:r>
         <w:rPr>
           <w:rStyle w:val="Textoennegrita"/>
@@ -2625,6 +941,7 @@
         </w:rPr>
         <w:t>la aplicación</w:t>
       </w:r>
+      <w:bookmarkEnd w:id="4"/>
     </w:p>
     <w:p>
       <w:pPr>
@@ -2703,6 +1020,7 @@
           <w:bCs w:val="0"/>
         </w:rPr>
       </w:pPr>
+      <w:bookmarkStart w:id="5" w:name="_Toc182925683"/>
       <w:r>
         <w:rPr>
           <w:rStyle w:val="Textoennegrita"/>
@@ -2745,6 +1063,7 @@
         </w:rPr>
         <w:t xml:space="preserve"> generado en target</w:t>
       </w:r>
+      <w:bookmarkEnd w:id="5"/>
     </w:p>
     <w:p>
       <w:pPr>
@@ -2799,8 +1118,12 @@
         <w:spacing w:before="100" w:beforeAutospacing="1" w:after="100" w:afterAutospacing="1" w:line="240" w:lineRule="auto"/>
       </w:pPr>
       <w:r>
+        <w:rPr>
+          <w:noProof/>
+          <w:lang w:val="en-US"/>
+        </w:rPr>
         <w:drawing>
-          <wp:anchor distT="0" distB="0" distL="114300" distR="114300" simplePos="0" relativeHeight="251658240" behindDoc="1" locked="0" layoutInCell="1" allowOverlap="1" wp14:anchorId="3229BB62" wp14:editId="0606730D">
+          <wp:anchor distT="0" distB="0" distL="114300" distR="114300" simplePos="0" relativeHeight="251658240" behindDoc="1" locked="0" layoutInCell="1" allowOverlap="1" wp14:anchorId="02350B31" wp14:editId="47FAFE10">
             <wp:simplePos x="0" y="0"/>
             <wp:positionH relativeFrom="column">
               <wp:posOffset>2206625</wp:posOffset>
@@ -2831,7 +1154,7 @@
                     <pic:cNvPicPr/>
                   </pic:nvPicPr>
                   <pic:blipFill rotWithShape="1">
-                    <a:blip r:embed="rId7" cstate="print">
+                    <a:blip r:embed="rId8" cstate="print">
                       <a:extLst>
                         <a:ext uri="{28A0092B-C50C-407E-A947-70E740481C1C}">
                           <a14:useLocalDpi xmlns:a14="http://schemas.microsoft.com/office/drawing/2010/main" val="0"/>
@@ -2925,6 +1248,7 @@
         <w:pStyle w:val="HTMLconformatoprevio"/>
         <w:rPr>
           <w:rStyle w:val="CdigoHTML"/>
+          <w:lang w:val="es-PE"/>
         </w:rPr>
       </w:pPr>
     </w:p>
@@ -2937,21 +1261,24 @@
           <w:bCs w:val="0"/>
         </w:rPr>
       </w:pPr>
-      <w:r>
+    </w:p>
+    <w:p>
+      <w:pPr>
+        <w:pStyle w:val="Ttulo2"/>
         <w:rPr>
           <w:rStyle w:val="Textoennegrita"/>
           <w:b w:val="0"/>
           <w:bCs w:val="0"/>
         </w:rPr>
-        <w:t xml:space="preserve">Paso </w:t>
-      </w:r>
+      </w:pPr>
+      <w:bookmarkStart w:id="6" w:name="_Toc182925684"/>
       <w:r>
         <w:rPr>
           <w:rStyle w:val="Textoennegrita"/>
           <w:b w:val="0"/>
           <w:bCs w:val="0"/>
         </w:rPr>
-        <w:t>4</w:t>
+        <w:t xml:space="preserve">Paso </w:t>
       </w:r>
       <w:r>
         <w:rPr>
@@ -2959,7 +1286,7 @@
           <w:b w:val="0"/>
           <w:bCs w:val="0"/>
         </w:rPr>
-        <w:t xml:space="preserve">. </w:t>
+        <w:t>4</w:t>
       </w:r>
       <w:r>
         <w:rPr>
@@ -2967,8 +1294,9 @@
           <w:b w:val="0"/>
           <w:bCs w:val="0"/>
         </w:rPr>
-        <w:t>Crear la imagen de la aplicación</w:t>
-      </w:r>
+        <w:t>. Crear la imagen de la aplicación</w:t>
+      </w:r>
+      <w:bookmarkEnd w:id="6"/>
     </w:p>
     <w:p>
       <w:pPr>
@@ -3031,13 +1359,15 @@
           <w:bCs w:val="0"/>
         </w:rPr>
       </w:pPr>
+      <w:bookmarkStart w:id="7" w:name="_Toc182925685"/>
       <w:r>
         <w:rPr>
           <w:rStyle w:val="Textoennegrita"/>
           <w:b w:val="0"/>
           <w:bCs w:val="0"/>
         </w:rPr>
-        <w:t xml:space="preserve">Paso </w:t>
+        <w:lastRenderedPageBreak/>
+        <w:t xml:space="preserve">Paso 5. Crear el contenedor </w:t>
       </w:r>
       <w:r>
         <w:rPr>
@@ -3045,7 +1375,7 @@
           <w:b w:val="0"/>
           <w:bCs w:val="0"/>
         </w:rPr>
-        <w:t>5</w:t>
+        <w:t>y</w:t>
       </w:r>
       <w:r>
         <w:rPr>
@@ -3053,32 +1383,27 @@
           <w:b w:val="0"/>
           <w:bCs w:val="0"/>
         </w:rPr>
-        <w:t xml:space="preserve">. Crear </w:t>
-      </w:r>
+        <w:t xml:space="preserve"> el </w:t>
+      </w:r>
+      <w:proofErr w:type="spellStart"/>
       <w:r>
         <w:rPr>
           <w:rStyle w:val="Textoennegrita"/>
           <w:b w:val="0"/>
           <w:bCs w:val="0"/>
         </w:rPr>
-        <w:t xml:space="preserve">el contenedor </w:t>
-      </w:r>
+        <w:t>Bind</w:t>
+      </w:r>
+      <w:proofErr w:type="spellEnd"/>
       <w:r>
         <w:rPr>
           <w:rStyle w:val="Textoennegrita"/>
           <w:b w:val="0"/>
           <w:bCs w:val="0"/>
         </w:rPr>
-        <w:t>y</w:t>
-      </w:r>
-      <w:r>
-        <w:rPr>
-          <w:rStyle w:val="Textoennegrita"/>
-          <w:b w:val="0"/>
-          <w:bCs w:val="0"/>
-        </w:rPr>
-        <w:t xml:space="preserve"> el volumen</w:t>
-      </w:r>
+        <w:t xml:space="preserve"> Mount</w:t>
+      </w:r>
+      <w:bookmarkEnd w:id="7"/>
     </w:p>
     <w:p>
       <w:pPr>
@@ -3089,8 +1414,12 @@
         <w:spacing w:before="100" w:beforeAutospacing="1" w:after="100" w:afterAutospacing="1" w:line="240" w:lineRule="auto"/>
       </w:pPr>
       <w:r>
+        <w:rPr>
+          <w:noProof/>
+          <w:lang w:val="en-US"/>
+        </w:rPr>
         <w:drawing>
-          <wp:anchor distT="0" distB="0" distL="114300" distR="114300" simplePos="0" relativeHeight="251659264" behindDoc="1" locked="0" layoutInCell="1" allowOverlap="1" wp14:anchorId="7C260518" wp14:editId="599E5790">
+          <wp:anchor distT="0" distB="0" distL="114300" distR="114300" simplePos="0" relativeHeight="251659264" behindDoc="1" locked="0" layoutInCell="1" allowOverlap="1" wp14:anchorId="02F18C8D" wp14:editId="07A9B473">
             <wp:simplePos x="0" y="0"/>
             <wp:positionH relativeFrom="column">
               <wp:posOffset>2973705</wp:posOffset>
@@ -3121,7 +1450,7 @@
                     <pic:cNvPicPr/>
                   </pic:nvPicPr>
                   <pic:blipFill>
-                    <a:blip r:embed="rId8" cstate="print">
+                    <a:blip r:embed="rId9" cstate="print">
                       <a:extLst>
                         <a:ext uri="{28A0092B-C50C-407E-A947-70E740481C1C}">
                           <a14:useLocalDpi xmlns:a14="http://schemas.microsoft.com/office/drawing/2010/main" val="0"/>
@@ -3148,7 +1477,31 @@
         </w:drawing>
       </w:r>
       <w:r>
-        <w:t>Crear una carpeta que se utilizara como volumen del contenedor definido. En el ejemplo se utiliza la carpeta C:\docker\files</w:t>
+        <w:t xml:space="preserve">Crear una carpeta que se utilizara como </w:t>
+      </w:r>
+      <w:proofErr w:type="spellStart"/>
+      <w:r>
+        <w:rPr>
+          <w:rStyle w:val="Textoennegrita"/>
+          <w:b w:val="0"/>
+          <w:bCs w:val="0"/>
+        </w:rPr>
+        <w:t>Bind</w:t>
+      </w:r>
+      <w:proofErr w:type="spellEnd"/>
+      <w:r>
+        <w:rPr>
+          <w:rStyle w:val="Textoennegrita"/>
+          <w:b w:val="0"/>
+          <w:bCs w:val="0"/>
+        </w:rPr>
+        <w:t xml:space="preserve"> Mount</w:t>
+      </w:r>
+      <w:r>
+        <w:t xml:space="preserve"> en </w:t>
+      </w:r>
+      <w:r>
+        <w:t>el contenedor definido. En el ejemplo se utiliza la carpeta C:\docker\files</w:t>
       </w:r>
     </w:p>
     <w:p>
@@ -3160,7 +1513,55 @@
         <w:spacing w:before="100" w:beforeAutospacing="1" w:after="100" w:afterAutospacing="1" w:line="240" w:lineRule="auto"/>
       </w:pPr>
       <w:r>
-        <w:t>El volumen se llama /data y se asocia a la carpeta creada C:\docker\files. Este volumen /data se utiliza en el código de la aplicación en ArchivoControlador.java</w:t>
+        <w:t xml:space="preserve">El </w:t>
+      </w:r>
+      <w:proofErr w:type="spellStart"/>
+      <w:r>
+        <w:rPr>
+          <w:rStyle w:val="Textoennegrita"/>
+          <w:b w:val="0"/>
+          <w:bCs w:val="0"/>
+        </w:rPr>
+        <w:t>Bind</w:t>
+      </w:r>
+      <w:proofErr w:type="spellEnd"/>
+      <w:r>
+        <w:rPr>
+          <w:rStyle w:val="Textoennegrita"/>
+          <w:b w:val="0"/>
+          <w:bCs w:val="0"/>
+        </w:rPr>
+        <w:t xml:space="preserve"> Mount</w:t>
+      </w:r>
+      <w:r>
+        <w:t xml:space="preserve"> </w:t>
+      </w:r>
+      <w:r>
+        <w:t xml:space="preserve">se llama /data y se asocia a la carpeta creada C:\docker\files. Este </w:t>
+      </w:r>
+      <w:proofErr w:type="spellStart"/>
+      <w:r>
+        <w:rPr>
+          <w:rStyle w:val="Textoennegrita"/>
+          <w:b w:val="0"/>
+          <w:bCs w:val="0"/>
+        </w:rPr>
+        <w:t>Bind</w:t>
+      </w:r>
+      <w:proofErr w:type="spellEnd"/>
+      <w:r>
+        <w:rPr>
+          <w:rStyle w:val="Textoennegrita"/>
+          <w:b w:val="0"/>
+          <w:bCs w:val="0"/>
+        </w:rPr>
+        <w:t xml:space="preserve"> Mount</w:t>
+      </w:r>
+      <w:r>
+        <w:t xml:space="preserve"> </w:t>
+      </w:r>
+      <w:r>
+        <w:t>/data se utiliza en el código de la aplicación en ArchivoControlador.java</w:t>
       </w:r>
       <w:r>
         <w:rPr>
@@ -3248,38 +1649,23 @@
           <w:bCs w:val="0"/>
         </w:rPr>
       </w:pPr>
+      <w:bookmarkStart w:id="8" w:name="_Toc182925686"/>
       <w:r>
         <w:rPr>
           <w:rStyle w:val="Textoennegrita"/>
           <w:b w:val="0"/>
           <w:bCs w:val="0"/>
         </w:rPr>
-        <w:lastRenderedPageBreak/>
-        <w:t xml:space="preserve">Paso </w:t>
-      </w:r>
+        <w:t>Paso 6. Probar la aplicación</w:t>
+      </w:r>
+      <w:bookmarkEnd w:id="8"/>
       <w:r>
         <w:rPr>
           <w:rStyle w:val="Textoennegrita"/>
           <w:b w:val="0"/>
           <w:bCs w:val="0"/>
         </w:rPr>
-        <w:t>6</w:t>
-      </w:r>
-      <w:r>
-        <w:rPr>
-          <w:rStyle w:val="Textoennegrita"/>
-          <w:b w:val="0"/>
-          <w:bCs w:val="0"/>
-        </w:rPr>
-        <w:t xml:space="preserve">. </w:t>
-      </w:r>
-      <w:r>
-        <w:rPr>
-          <w:rStyle w:val="Textoennegrita"/>
-          <w:b w:val="0"/>
-          <w:bCs w:val="0"/>
-        </w:rPr>
-        <w:t xml:space="preserve">Probar la aplicación </w:t>
+        <w:t xml:space="preserve"> </w:t>
       </w:r>
     </w:p>
     <w:p>
@@ -3291,13 +1677,28 @@
         </w:numPr>
       </w:pPr>
       <w:r>
-        <w:t xml:space="preserve">Se pude utilizar </w:t>
+        <w:t>Se pude</w:t>
+      </w:r>
+      <w:r>
+        <w:t xml:space="preserve"> utilizar </w:t>
       </w:r>
       <w:proofErr w:type="spellStart"/>
       <w:r>
-        <w:t>postma</w:t>
-      </w:r>
-      <w:r>
+        <w:rPr>
+          <w:u w:val="single"/>
+        </w:rPr>
+        <w:t>P</w:t>
+      </w:r>
+      <w:r>
+        <w:rPr>
+          <w:u w:val="single"/>
+        </w:rPr>
+        <w:t>ostma</w:t>
+      </w:r>
+      <w:r>
+        <w:rPr>
+          <w:u w:val="single"/>
+        </w:rPr>
         <w:t>n</w:t>
       </w:r>
       <w:proofErr w:type="spellEnd"/>
@@ -3417,16 +1818,14 @@
     </w:p>
     <w:p>
       <w:pPr>
-        <w:pStyle w:val="Ttulo3"/>
+        <w:pStyle w:val="HTMLconformatoprevio"/>
         <w:rPr>
           <w:rStyle w:val="nfasisintenso"/>
-          <w:lang w:val="en-US"/>
         </w:rPr>
       </w:pPr>
       <w:r>
         <w:rPr>
           <w:rStyle w:val="nfasisintenso"/>
-          <w:lang w:val="en-US"/>
         </w:rPr>
         <w:t>Linux Ubuntu</w:t>
       </w:r>
@@ -3488,38 +1887,16 @@
           <w:bCs w:val="0"/>
         </w:rPr>
       </w:pPr>
+      <w:bookmarkStart w:id="9" w:name="_Toc182925687"/>
       <w:r>
         <w:rPr>
           <w:rStyle w:val="Textoennegrita"/>
           <w:b w:val="0"/>
           <w:bCs w:val="0"/>
         </w:rPr>
-        <w:t xml:space="preserve">Paso </w:t>
-      </w:r>
-      <w:r>
-        <w:rPr>
-          <w:rStyle w:val="Textoennegrita"/>
-          <w:b w:val="0"/>
-          <w:bCs w:val="0"/>
-        </w:rPr>
-        <w:t>7</w:t>
-      </w:r>
-      <w:r>
-        <w:rPr>
-          <w:rStyle w:val="Textoennegrita"/>
-          <w:b w:val="0"/>
-          <w:bCs w:val="0"/>
-        </w:rPr>
-        <w:t xml:space="preserve">. </w:t>
-      </w:r>
-      <w:r>
-        <w:rPr>
-          <w:rStyle w:val="Textoennegrita"/>
-          <w:b w:val="0"/>
-          <w:bCs w:val="0"/>
-        </w:rPr>
-        <w:t>Comprobar que se escribió en la carpeta C:\docker\files</w:t>
-      </w:r>
+        <w:t>Paso 7. Comprobar que se escribió en la carpeta C:\docker\files</w:t>
+      </w:r>
+      <w:bookmarkEnd w:id="9"/>
     </w:p>
     <w:p>
       <w:pPr>
@@ -3543,19 +1920,23 @@
     </w:p>
     <w:p>
       <w:pPr>
-        <w:pStyle w:val="Ttulo2"/>
+        <w:pStyle w:val="Sinespaciado"/>
+        <w:jc w:val="center"/>
         <w:rPr>
           <w:rStyle w:val="Textoennegrita"/>
           <w:b w:val="0"/>
           <w:bCs w:val="0"/>
         </w:rPr>
       </w:pPr>
-      <w:bookmarkStart w:id="4" w:name="_GoBack"/>
-      <w:r>
+      <w:r>
+        <w:rPr>
+          <w:noProof/>
+          <w:lang w:val="en-US"/>
+        </w:rPr>
         <w:drawing>
-          <wp:inline distT="0" distB="0" distL="0" distR="0" wp14:anchorId="6DE78193" wp14:editId="6562C9A1">
-            <wp:extent cx="5152390" cy="3183220"/>
-            <wp:effectExtent l="0" t="0" r="0" b="0"/>
+          <wp:inline distT="0" distB="0" distL="0" distR="0" wp14:anchorId="7CFB3C7E" wp14:editId="4D4C98B2">
+            <wp:extent cx="4275720" cy="2641600"/>
+            <wp:effectExtent l="0" t="0" r="0" b="6350"/>
             <wp:docPr id="8" name="Imagen 8"/>
             <wp:cNvGraphicFramePr>
               <a:graphicFrameLocks xmlns:a="http://schemas.openxmlformats.org/drawingml/2006/main" noChangeAspect="1"/>
@@ -3568,7 +1949,7 @@
                     <pic:cNvPicPr/>
                   </pic:nvPicPr>
                   <pic:blipFill>
-                    <a:blip r:embed="rId9"/>
+                    <a:blip r:embed="rId10"/>
                     <a:stretch>
                       <a:fillRect/>
                     </a:stretch>
@@ -3576,7 +1957,7 @@
                   <pic:spPr>
                     <a:xfrm>
                       <a:off x="0" y="0"/>
-                      <a:ext cx="5155126" cy="3184910"/>
+                      <a:ext cx="4300024" cy="2656615"/>
                     </a:xfrm>
                     <a:prstGeom prst="rect">
                       <a:avLst/>
@@ -3588,7 +1969,6 @@
           </wp:inline>
         </w:drawing>
       </w:r>
-      <w:bookmarkEnd w:id="4"/>
     </w:p>
     <w:p>
       <w:pPr>
@@ -3596,6 +1976,669 @@
         <w:rPr>
           <w:lang w:val="es-PE"/>
         </w:rPr>
+      </w:pPr>
+    </w:p>
+    <w:p>
+      <w:pPr>
+        <w:pStyle w:val="HTMLconformatoprevio"/>
+        <w:rPr>
+          <w:lang w:val="es-PE"/>
+        </w:rPr>
+      </w:pPr>
+    </w:p>
+    <w:p>
+      <w:pPr>
+        <w:pStyle w:val="Ttulo1"/>
+        <w:rPr>
+          <w:lang w:val="es-US"/>
+        </w:rPr>
+      </w:pPr>
+      <w:r>
+        <w:rPr>
+          <w:lang w:val="es-US"/>
+        </w:rPr>
+        <w:lastRenderedPageBreak/>
+        <w:t xml:space="preserve">Laboratorio de Contenedores con </w:t>
+      </w:r>
+      <w:r>
+        <w:rPr>
+          <w:lang w:val="es-US"/>
+        </w:rPr>
+        <w:t>Volumen</w:t>
+      </w:r>
+    </w:p>
+    <w:p>
+      <w:pPr>
+        <w:rPr>
+          <w:lang w:val="es-US"/>
+        </w:rPr>
+      </w:pPr>
+      <w:r>
+        <w:rPr>
+          <w:lang w:val="es-US"/>
+        </w:rPr>
+        <w:drawing>
+          <wp:inline distT="0" distB="0" distL="0" distR="0" wp14:anchorId="568E5A38" wp14:editId="55BD9EEF">
+            <wp:extent cx="5306290" cy="2139164"/>
+            <wp:effectExtent l="0" t="0" r="0" b="0"/>
+            <wp:docPr id="6" name="Imagen 6"/>
+            <wp:cNvGraphicFramePr>
+              <a:graphicFrameLocks xmlns:a="http://schemas.openxmlformats.org/drawingml/2006/main" noChangeAspect="1"/>
+            </wp:cNvGraphicFramePr>
+            <a:graphic xmlns:a="http://schemas.openxmlformats.org/drawingml/2006/main">
+              <a:graphicData uri="http://schemas.openxmlformats.org/drawingml/2006/picture">
+                <pic:pic xmlns:pic="http://schemas.openxmlformats.org/drawingml/2006/picture">
+                  <pic:nvPicPr>
+                    <pic:cNvPr id="1" name=""/>
+                    <pic:cNvPicPr/>
+                  </pic:nvPicPr>
+                  <pic:blipFill>
+                    <a:blip r:embed="rId11"/>
+                    <a:stretch>
+                      <a:fillRect/>
+                    </a:stretch>
+                  </pic:blipFill>
+                  <pic:spPr>
+                    <a:xfrm>
+                      <a:off x="0" y="0"/>
+                      <a:ext cx="5324037" cy="2146319"/>
+                    </a:xfrm>
+                    <a:prstGeom prst="rect">
+                      <a:avLst/>
+                    </a:prstGeom>
+                  </pic:spPr>
+                </pic:pic>
+              </a:graphicData>
+            </a:graphic>
+          </wp:inline>
+        </w:drawing>
+      </w:r>
+    </w:p>
+    <w:p>
+      <w:pPr>
+        <w:pStyle w:val="HTMLconformatoprevio"/>
+        <w:rPr>
+          <w:rStyle w:val="CdigoHTML"/>
+        </w:rPr>
+      </w:pPr>
+    </w:p>
+    <w:p>
+      <w:pPr>
+        <w:pStyle w:val="Ttulo2"/>
+        <w:rPr>
+          <w:rStyle w:val="Textoennegrita"/>
+          <w:b w:val="0"/>
+          <w:bCs w:val="0"/>
+        </w:rPr>
+      </w:pPr>
+      <w:r>
+        <w:rPr>
+          <w:rStyle w:val="Textoennegrita"/>
+          <w:b w:val="0"/>
+          <w:bCs w:val="0"/>
+        </w:rPr>
+        <w:t>Paso 1</w:t>
+      </w:r>
+      <w:r>
+        <w:rPr>
+          <w:rStyle w:val="Textoennegrita"/>
+          <w:b w:val="0"/>
+          <w:bCs w:val="0"/>
+        </w:rPr>
+        <w:t>. Crear los</w:t>
+      </w:r>
+      <w:r>
+        <w:rPr>
+          <w:rStyle w:val="Textoennegrita"/>
+          <w:b w:val="0"/>
+          <w:bCs w:val="0"/>
+        </w:rPr>
+        <w:t xml:space="preserve"> contenedor</w:t>
+      </w:r>
+      <w:r>
+        <w:rPr>
+          <w:rStyle w:val="Textoennegrita"/>
+          <w:b w:val="0"/>
+          <w:bCs w:val="0"/>
+        </w:rPr>
+        <w:t>es</w:t>
+      </w:r>
+      <w:r>
+        <w:rPr>
+          <w:rStyle w:val="Textoennegrita"/>
+          <w:b w:val="0"/>
+          <w:bCs w:val="0"/>
+        </w:rPr>
+        <w:t xml:space="preserve"> </w:t>
+      </w:r>
+      <w:r>
+        <w:rPr>
+          <w:rStyle w:val="Textoennegrita"/>
+          <w:b w:val="0"/>
+          <w:bCs w:val="0"/>
+        </w:rPr>
+        <w:t>con</w:t>
+      </w:r>
+      <w:r>
+        <w:rPr>
+          <w:rStyle w:val="Textoennegrita"/>
+          <w:b w:val="0"/>
+          <w:bCs w:val="0"/>
+        </w:rPr>
+        <w:t xml:space="preserve"> un Volumen compartido</w:t>
+      </w:r>
+    </w:p>
+    <w:p>
+      <w:pPr>
+        <w:numPr>
+          <w:ilvl w:val="0"/>
+          <w:numId w:val="17"/>
+        </w:numPr>
+        <w:spacing w:before="100" w:beforeAutospacing="1" w:after="100" w:afterAutospacing="1" w:line="240" w:lineRule="auto"/>
+      </w:pPr>
+      <w:r>
+        <w:rPr>
+          <w:noProof/>
+          <w:lang w:val="en-US"/>
+        </w:rPr>
+        <w:drawing>
+          <wp:anchor distT="0" distB="0" distL="114300" distR="114300" simplePos="0" relativeHeight="251662336" behindDoc="1" locked="0" layoutInCell="1" allowOverlap="1" wp14:anchorId="52BE0A44" wp14:editId="5F9CC5DE">
+            <wp:simplePos x="0" y="0"/>
+            <wp:positionH relativeFrom="column">
+              <wp:posOffset>2973705</wp:posOffset>
+            </wp:positionH>
+            <wp:positionV relativeFrom="paragraph">
+              <wp:posOffset>14605</wp:posOffset>
+            </wp:positionV>
+            <wp:extent cx="2897505" cy="1391920"/>
+            <wp:effectExtent l="0" t="0" r="0" b="0"/>
+            <wp:wrapTight wrapText="bothSides">
+              <wp:wrapPolygon edited="0">
+                <wp:start x="0" y="0"/>
+                <wp:lineTo x="0" y="21285"/>
+                <wp:lineTo x="21444" y="21285"/>
+                <wp:lineTo x="21444" y="0"/>
+                <wp:lineTo x="0" y="0"/>
+              </wp:wrapPolygon>
+            </wp:wrapTight>
+            <wp:docPr id="4" name="Imagen 4"/>
+            <wp:cNvGraphicFramePr>
+              <a:graphicFrameLocks xmlns:a="http://schemas.openxmlformats.org/drawingml/2006/main" noChangeAspect="1"/>
+            </wp:cNvGraphicFramePr>
+            <a:graphic xmlns:a="http://schemas.openxmlformats.org/drawingml/2006/main">
+              <a:graphicData uri="http://schemas.openxmlformats.org/drawingml/2006/picture">
+                <pic:pic xmlns:pic="http://schemas.openxmlformats.org/drawingml/2006/picture">
+                  <pic:nvPicPr>
+                    <pic:cNvPr id="1" name=""/>
+                    <pic:cNvPicPr/>
+                  </pic:nvPicPr>
+                  <pic:blipFill>
+                    <a:blip r:embed="rId9" cstate="print">
+                      <a:extLst>
+                        <a:ext uri="{28A0092B-C50C-407E-A947-70E740481C1C}">
+                          <a14:useLocalDpi xmlns:a14="http://schemas.microsoft.com/office/drawing/2010/main" val="0"/>
+                        </a:ext>
+                      </a:extLst>
+                    </a:blip>
+                    <a:stretch>
+                      <a:fillRect/>
+                    </a:stretch>
+                  </pic:blipFill>
+                  <pic:spPr>
+                    <a:xfrm>
+                      <a:off x="0" y="0"/>
+                      <a:ext cx="2897505" cy="1391920"/>
+                    </a:xfrm>
+                    <a:prstGeom prst="rect">
+                      <a:avLst/>
+                    </a:prstGeom>
+                  </pic:spPr>
+                </pic:pic>
+              </a:graphicData>
+            </a:graphic>
+          </wp:anchor>
+        </w:drawing>
+      </w:r>
+      <w:proofErr w:type="spellStart"/>
+      <w:r>
+        <w:t>Docker</w:t>
+      </w:r>
+      <w:proofErr w:type="spellEnd"/>
+      <w:r>
+        <w:t xml:space="preserve"> administra la ruta donde </w:t>
+      </w:r>
+      <w:proofErr w:type="gramStart"/>
+      <w:r>
+        <w:t>almacenara</w:t>
+      </w:r>
+      <w:proofErr w:type="gramEnd"/>
+      <w:r>
+        <w:t xml:space="preserve"> el Volumen, en el ejemplo utilizaremos “mi-volumen” y esta será la ruta física del volumen</w:t>
+      </w:r>
+    </w:p>
+    <w:p>
+      <w:pPr>
+        <w:numPr>
+          <w:ilvl w:val="0"/>
+          <w:numId w:val="17"/>
+        </w:numPr>
+        <w:spacing w:before="100" w:beforeAutospacing="1" w:after="100" w:afterAutospacing="1" w:line="240" w:lineRule="auto"/>
+      </w:pPr>
+      <w:r>
+        <w:t>Asegurarse que el nombre del volumen</w:t>
+      </w:r>
+      <w:r>
+        <w:t xml:space="preserve"> </w:t>
+      </w:r>
+      <w:r>
+        <w:t>escogido sea igual al utilizado en el código de la aplicación en nuestro ejemplo “</w:t>
+      </w:r>
+      <w:r>
+        <w:t>/data</w:t>
+      </w:r>
+      <w:r>
+        <w:t xml:space="preserve">”. Esto se puede ver en el </w:t>
+      </w:r>
+      <w:r>
+        <w:t>ArchivoControlador.java</w:t>
+      </w:r>
+      <w:r>
+        <w:rPr>
+          <w:noProof/>
+        </w:rPr>
+        <w:t xml:space="preserve"> </w:t>
+      </w:r>
+      <w:r>
+        <w:rPr>
+          <w:noProof/>
+        </w:rPr>
+        <w:t>como se muestra en la imagen</w:t>
+      </w:r>
+    </w:p>
+    <w:p>
+      <w:pPr>
+        <w:pStyle w:val="HTMLconformatoprevio"/>
+        <w:rPr>
+          <w:rStyle w:val="CdigoHTML"/>
+        </w:rPr>
+      </w:pPr>
+      <w:r>
+        <w:rPr>
+          <w:rStyle w:val="CdigoHTML"/>
+        </w:rPr>
+        <w:t>$</w:t>
+      </w:r>
+      <w:r>
+        <w:rPr>
+          <w:rStyle w:val="CdigoHTML"/>
+        </w:rPr>
+        <w:t xml:space="preserve"> </w:t>
+      </w:r>
+      <w:proofErr w:type="spellStart"/>
+      <w:r>
+        <w:t>docker</w:t>
+      </w:r>
+      <w:proofErr w:type="spellEnd"/>
+      <w:r>
+        <w:t xml:space="preserve"> run -d -p 8050:8050 --name app01 -v mi-</w:t>
+      </w:r>
+      <w:proofErr w:type="spellStart"/>
+      <w:r>
+        <w:t>volumen</w:t>
+      </w:r>
+      <w:proofErr w:type="spellEnd"/>
+      <w:r>
+        <w:t>:/data image-app-java-</w:t>
+      </w:r>
+      <w:proofErr w:type="spellStart"/>
+      <w:r>
+        <w:t>texto</w:t>
+      </w:r>
+      <w:proofErr w:type="spellEnd"/>
+    </w:p>
+    <w:p>
+      <w:pPr>
+        <w:pStyle w:val="HTMLconformatoprevio"/>
+        <w:rPr>
+          <w:rStyle w:val="CdigoHTML"/>
+        </w:rPr>
+      </w:pPr>
+      <w:r>
+        <w:rPr>
+          <w:rStyle w:val="CdigoHTML"/>
+        </w:rPr>
+        <w:t xml:space="preserve">$ </w:t>
+      </w:r>
+      <w:proofErr w:type="spellStart"/>
+      <w:r>
+        <w:rPr>
+          <w:rStyle w:val="CdigoHTML"/>
+        </w:rPr>
+        <w:t>docker</w:t>
+      </w:r>
+      <w:proofErr w:type="spellEnd"/>
+      <w:r>
+        <w:rPr>
+          <w:rStyle w:val="CdigoHTML"/>
+        </w:rPr>
+        <w:t xml:space="preserve"> run -d -p 8040:8050 --name app02 --volumes-from=app01 image-app-java-</w:t>
+      </w:r>
+      <w:proofErr w:type="spellStart"/>
+      <w:r>
+        <w:rPr>
+          <w:rStyle w:val="CdigoHTML"/>
+        </w:rPr>
+        <w:t>texto</w:t>
+      </w:r>
+      <w:proofErr w:type="spellEnd"/>
+    </w:p>
+    <w:p>
+      <w:pPr>
+        <w:pStyle w:val="HTMLconformatoprevio"/>
+        <w:rPr>
+          <w:rStyle w:val="CdigoHTML"/>
+        </w:rPr>
+      </w:pPr>
+    </w:p>
+    <w:p>
+      <w:pPr>
+        <w:pStyle w:val="Ttulo2"/>
+        <w:rPr>
+          <w:rStyle w:val="Textoennegrita"/>
+          <w:b w:val="0"/>
+          <w:bCs w:val="0"/>
+        </w:rPr>
+      </w:pPr>
+      <w:r>
+        <w:rPr>
+          <w:rStyle w:val="Textoennegrita"/>
+          <w:b w:val="0"/>
+          <w:bCs w:val="0"/>
+        </w:rPr>
+        <w:t>Paso 2</w:t>
+      </w:r>
+      <w:r>
+        <w:rPr>
+          <w:rStyle w:val="Textoennegrita"/>
+          <w:b w:val="0"/>
+          <w:bCs w:val="0"/>
+        </w:rPr>
+        <w:t xml:space="preserve">. Probar la aplicación </w:t>
+      </w:r>
+    </w:p>
+    <w:p>
+      <w:pPr>
+        <w:pStyle w:val="Prrafodelista"/>
+        <w:numPr>
+          <w:ilvl w:val="0"/>
+          <w:numId w:val="38"/>
+        </w:numPr>
+      </w:pPr>
+      <w:r>
+        <w:t xml:space="preserve">Se pude utilizar </w:t>
+      </w:r>
+      <w:proofErr w:type="spellStart"/>
+      <w:r>
+        <w:rPr>
+          <w:u w:val="single"/>
+        </w:rPr>
+        <w:t>Postman</w:t>
+      </w:r>
+      <w:proofErr w:type="spellEnd"/>
+      <w:r>
+        <w:t xml:space="preserve">, </w:t>
+      </w:r>
+      <w:proofErr w:type="spellStart"/>
+      <w:r>
+        <w:t>Invoke-WebRequest</w:t>
+      </w:r>
+      <w:proofErr w:type="spellEnd"/>
+      <w:r>
+        <w:t xml:space="preserve"> para los que usan </w:t>
+      </w:r>
+      <w:proofErr w:type="spellStart"/>
+      <w:r>
+        <w:t>Powershell</w:t>
+      </w:r>
+      <w:proofErr w:type="spellEnd"/>
+      <w:r>
+        <w:t xml:space="preserve"> o </w:t>
+      </w:r>
+      <w:proofErr w:type="spellStart"/>
+      <w:r>
+        <w:t>curl</w:t>
+      </w:r>
+      <w:proofErr w:type="spellEnd"/>
+      <w:r>
+        <w:t xml:space="preserve"> para los usan Linux como se muestra en el ejemplo</w:t>
+      </w:r>
+    </w:p>
+    <w:p>
+      <w:pPr>
+        <w:pStyle w:val="HTMLconformatoprevio"/>
+      </w:pPr>
+    </w:p>
+    <w:p>
+      <w:pPr>
+        <w:pStyle w:val="HTMLconformatoprevio"/>
+        <w:rPr>
+          <w:rStyle w:val="nfasisintenso"/>
+        </w:rPr>
+      </w:pPr>
+      <w:r>
+        <w:rPr>
+          <w:rStyle w:val="nfasisintenso"/>
+        </w:rPr>
+        <w:t>Linux Ubuntu</w:t>
+      </w:r>
+    </w:p>
+    <w:p>
+      <w:pPr>
+        <w:pStyle w:val="HTMLconformatoprevio"/>
+      </w:pPr>
+      <w:r>
+        <w:t>$ curl -X POST http://127.0.0.1:8050/mensaje/write -H "</w:t>
+      </w:r>
+      <w:proofErr w:type="spellStart"/>
+      <w:r>
+        <w:t>Content-Type:text</w:t>
+      </w:r>
+      <w:proofErr w:type="spellEnd"/>
+      <w:r>
+        <w:t>/plain" -d "</w:t>
+      </w:r>
+      <w:proofErr w:type="spellStart"/>
+      <w:r>
+        <w:t>Hola</w:t>
+      </w:r>
+      <w:proofErr w:type="spellEnd"/>
+      <w:r>
+        <w:t xml:space="preserve"> </w:t>
+      </w:r>
+      <w:proofErr w:type="spellStart"/>
+      <w:r>
+        <w:t>desde</w:t>
+      </w:r>
+      <w:proofErr w:type="spellEnd"/>
+      <w:r>
+        <w:t xml:space="preserve"> Ubuntu"</w:t>
+      </w:r>
+    </w:p>
+    <w:p>
+      <w:pPr>
+        <w:pStyle w:val="HTMLconformatoprevio"/>
+        <w:rPr>
+          <w:rStyle w:val="nfasisintenso"/>
+        </w:rPr>
+      </w:pPr>
+    </w:p>
+    <w:p>
+      <w:pPr>
+        <w:pStyle w:val="HTMLconformatoprevio"/>
+        <w:rPr>
+          <w:rStyle w:val="CdigoHTML"/>
+        </w:rPr>
+      </w:pPr>
+    </w:p>
+    <w:p>
+      <w:pPr>
+        <w:pStyle w:val="Ttulo2"/>
+      </w:pPr>
+      <w:r>
+        <w:rPr>
+          <w:rStyle w:val="Textoennegrita"/>
+          <w:b w:val="0"/>
+          <w:bCs w:val="0"/>
+        </w:rPr>
+        <w:t>Paso 3</w:t>
+      </w:r>
+      <w:r>
+        <w:rPr>
+          <w:rStyle w:val="Textoennegrita"/>
+          <w:b w:val="0"/>
+          <w:bCs w:val="0"/>
+        </w:rPr>
+        <w:t>. Comproba</w:t>
+      </w:r>
+      <w:r>
+        <w:rPr>
+          <w:rStyle w:val="Textoennegrita"/>
+          <w:b w:val="0"/>
+          <w:bCs w:val="0"/>
+        </w:rPr>
+        <w:t xml:space="preserve">r que se escribió en el Volumen </w:t>
+      </w:r>
+      <w:r>
+        <w:t>mi-volumen</w:t>
+      </w:r>
+      <w:r>
+        <w:t xml:space="preserve"> y se puede ver desde ambos contenedores</w:t>
+      </w:r>
+      <w:bookmarkStart w:id="10" w:name="_GoBack"/>
+      <w:bookmarkEnd w:id="10"/>
+    </w:p>
+    <w:p>
+      <w:pPr>
+        <w:pStyle w:val="HTMLconformatoprevio"/>
+      </w:pPr>
+      <w:r>
+        <w:t>$</w:t>
+      </w:r>
+      <w:r>
+        <w:t xml:space="preserve"> </w:t>
+      </w:r>
+      <w:proofErr w:type="spellStart"/>
+      <w:r>
+        <w:t>docker</w:t>
+      </w:r>
+      <w:proofErr w:type="spellEnd"/>
+      <w:r>
+        <w:t xml:space="preserve"> exec -it app01 bash</w:t>
+      </w:r>
+    </w:p>
+    <w:p>
+      <w:pPr>
+        <w:pStyle w:val="HTMLconformatoprevio"/>
+      </w:pPr>
+      <w:r>
+        <w:t>$ cd /data</w:t>
+      </w:r>
+    </w:p>
+    <w:p>
+      <w:pPr>
+        <w:pStyle w:val="HTMLconformatoprevio"/>
+      </w:pPr>
+      <w:r>
+        <w:t>$ ls</w:t>
+      </w:r>
+    </w:p>
+    <w:p>
+      <w:pPr>
+        <w:pStyle w:val="HTMLconformatoprevio"/>
+      </w:pPr>
+      <w:r>
+        <w:t>$ cat archivo.txt</w:t>
+      </w:r>
+    </w:p>
+    <w:p>
+      <w:pPr>
+        <w:pStyle w:val="HTMLconformatoprevio"/>
+      </w:pPr>
+      <w:r>
+        <w:lastRenderedPageBreak/>
+        <w:t>$ exit</w:t>
+      </w:r>
+    </w:p>
+    <w:p>
+      <w:pPr>
+        <w:pStyle w:val="HTMLconformatoprevio"/>
+      </w:pPr>
+      <w:r>
+        <w:t>$</w:t>
+      </w:r>
+      <w:r>
+        <w:t xml:space="preserve"> </w:t>
+      </w:r>
+      <w:proofErr w:type="spellStart"/>
+      <w:r>
+        <w:t>docker</w:t>
+      </w:r>
+      <w:proofErr w:type="spellEnd"/>
+      <w:r>
+        <w:t xml:space="preserve"> exec -it app0</w:t>
+      </w:r>
+      <w:r>
+        <w:t>2</w:t>
+      </w:r>
+      <w:r>
+        <w:t xml:space="preserve"> bash</w:t>
+      </w:r>
+    </w:p>
+    <w:p>
+      <w:pPr>
+        <w:pStyle w:val="HTMLconformatoprevio"/>
+      </w:pPr>
+      <w:r>
+        <w:t>$ cd /data</w:t>
+      </w:r>
+    </w:p>
+    <w:p>
+      <w:pPr>
+        <w:pStyle w:val="HTMLconformatoprevio"/>
+      </w:pPr>
+      <w:r>
+        <w:t>$ ls</w:t>
+      </w:r>
+    </w:p>
+    <w:p>
+      <w:pPr>
+        <w:pStyle w:val="HTMLconformatoprevio"/>
+      </w:pPr>
+      <w:r>
+        <w:t>$ cat archivo.txt</w:t>
+      </w:r>
+    </w:p>
+    <w:p>
+      <w:pPr>
+        <w:pStyle w:val="HTMLconformatoprevio"/>
+      </w:pPr>
+      <w:r>
+        <w:t>$ exit</w:t>
+      </w:r>
+    </w:p>
+    <w:p>
+      <w:pPr>
+        <w:pStyle w:val="HTMLconformatoprevio"/>
+      </w:pPr>
+    </w:p>
+    <w:p>
+      <w:pPr>
+        <w:pStyle w:val="HTMLconformatoprevio"/>
+      </w:pPr>
+    </w:p>
+    <w:p>
+      <w:pPr>
+        <w:pStyle w:val="HTMLconformatoprevio"/>
       </w:pPr>
     </w:p>
     <w:sectPr>
@@ -9716,6 +8759,18 @@
       <w:color w:val="5B9BD5" w:themeColor="accent1"/>
     </w:rPr>
   </w:style>
+  <w:style w:type="paragraph" w:styleId="Sinespaciado">
+    <w:name w:val="No Spacing"/>
+    <w:uiPriority w:val="1"/>
+    <w:qFormat/>
+    <w:rsid w:val="00595C07"/>
+    <w:pPr>
+      <w:spacing w:after="0" w:line="240" w:lineRule="auto"/>
+    </w:pPr>
+    <w:rPr>
+      <w:lang w:val="es-PE"/>
+    </w:rPr>
+  </w:style>
 </w:styles>
 </file>
 
@@ -9985,7 +9040,7 @@
 </file>
 
 <file path=customXml/itemProps1.xml><?xml version="1.0" encoding="utf-8"?>
-<ds:datastoreItem xmlns:ds="http://schemas.openxmlformats.org/officeDocument/2006/customXml" ds:itemID="{346BADA3-2AAB-4B47-81B6-B13D000A1BC8}">
+<ds:datastoreItem xmlns:ds="http://schemas.openxmlformats.org/officeDocument/2006/customXml" ds:itemID="{B488376A-D758-48C7-9AD4-64976A8CA022}">
   <ds:schemaRefs>
     <ds:schemaRef ds:uri="http://schemas.openxmlformats.org/officeDocument/2006/bibliography"/>
   </ds:schemaRefs>
